--- a/pr-preview/pr-226/multiple-testing-handout-tracked-changes.docx
+++ b/pr-preview/pr-226/multiple-testing-handout-tracked-changes.docx
@@ -26,7 +26,7 @@
       </w:pPr>
       <w:ins w:id="2" w:author="PR Preview" w:date="2026-01-01T00:00:00Z">
         <w:r>
-          <w:t xml:space="preserve">Last modified: 2026-10-15 15:23:41 (PDT)</w:t>
+          <w:t xml:space="preserve">Last modified: 2026-10-15 18:18:20 (PDT)</w:t>
         </w:r>
       </w:ins>
     </w:p>
@@ -16687,8 +16687,6 @@
         </m:oMath>
       </m:oMathPara>
     </w:p>
-    <w:bookmarkEnd w:id="65"/>
-    <w:bookmarkStart w:id="66" w:name="def-holm"/>
     <w:p>
       <w:pPr>
         <w:pStyle w:val="FirstParagraph"/>
@@ -16862,6 +16860,33 @@
       </w:pPr>
       <w:ins w:id="87" w:author="PR Preview" w:date="2026-01-01T00:00:00Z">
         <w:r>
+          <w:t xml:space="preserve">Source: Holm</w:t>
+        </w:r>
+      </w:ins>
+      <w:ins w:id="88" w:author="PR Preview" w:date="2026-01-01T00:00:00Z">
+        <w:r>
+          <w:t xml:space="preserve"> </w:t>
+        </w:r>
+      </w:ins>
+      <w:ins w:id="89" w:author="PR Preview" w:date="2026-01-01T00:00:00Z">
+        <w:r>
+          <w:t xml:space="preserve">(1979)</w:t>
+        </w:r>
+      </w:ins>
+      <w:ins w:id="90" w:author="PR Preview" w:date="2026-01-01T00:00:00Z">
+        <w:r>
+          <w:t xml:space="preserve">.</w:t>
+        </w:r>
+      </w:ins>
+    </w:p>
+    <w:bookmarkEnd w:id="65"/>
+    <w:bookmarkStart w:id="66" w:name="def-holm"/>
+    <w:p>
+      <w:pPr>
+        <w:pStyle w:val="BodyText"/>
+      </w:pPr>
+      <w:ins w:id="91" w:author="PR Preview" w:date="2026-01-01T00:00:00Z">
+        <w:r>
           <w:rPr>
             <w:b/>
             <w:bCs/>
@@ -16869,17 +16894,17 @@
           <w:t xml:space="preserve">Definition 10 (Holm’s step-down procedure)</w:t>
         </w:r>
       </w:ins>
-      <w:ins w:id="88" w:author="PR Preview" w:date="2026-01-01T00:00:00Z">
+      <w:ins w:id="92" w:author="PR Preview" w:date="2026-01-01T00:00:00Z">
         <w:r>
           <w:t xml:space="preserve"> </w:t>
         </w:r>
       </w:ins>
-      <w:ins w:id="89" w:author="PR Preview" w:date="2026-01-01T00:00:00Z">
+      <w:ins w:id="93" w:author="PR Preview" w:date="2026-01-01T00:00:00Z">
         <w:r>
           <w:t xml:space="preserve">Given the cutoff rank</w:t>
         </w:r>
       </w:ins>
-      <w:ins w:id="90" w:author="PR Preview" w:date="2026-01-01T00:00:00Z">
+      <w:ins w:id="94" w:author="PR Preview" w:date="2026-01-01T00:00:00Z">
         <w:r>
           <w:t xml:space="preserve"> </w:t>
         </w:r>
@@ -16901,23 +16926,23 @@
           </m:sup>
         </m:sSup>
       </m:oMath>
-      <w:ins w:id="91" w:author="PR Preview" w:date="2026-01-01T00:00:00Z">
+      <w:ins w:id="95" w:author="PR Preview" w:date="2026-01-01T00:00:00Z">
         <w:r>
           <w:t xml:space="preserve"> </w:t>
         </w:r>
       </w:ins>
-      <w:ins w:id="92" w:author="PR Preview" w:date="2026-01-01T00:00:00Z">
+      <w:ins w:id="96" w:author="PR Preview" w:date="2026-01-01T00:00:00Z">
         <w:r>
           <w:t xml:space="preserve">of</w:t>
         </w:r>
       </w:ins>
-      <w:ins w:id="93" w:author="PR Preview" w:date="2026-01-01T00:00:00Z">
+      <w:ins w:id="97" w:author="PR Preview" w:date="2026-01-01T00:00:00Z">
         <w:r>
           <w:t xml:space="preserve"> </w:t>
         </w:r>
       </w:ins>
       <w:hyperlink w:anchor="def-holm-cutoff">
-        <w:ins w:id="94" w:author="PR Preview" w:date="2026-01-01T00:00:00Z">
+        <w:ins w:id="98" w:author="PR Preview" w:date="2026-01-01T00:00:00Z">
           <w:r>
             <w:rPr>
               <w:rStyle w:val="Hyperlink"/>
@@ -16926,17 +16951,17 @@
           </w:r>
         </w:ins>
       </w:hyperlink>
-      <w:ins w:id="95" w:author="PR Preview" w:date="2026-01-01T00:00:00Z">
+      <w:ins w:id="99" w:author="PR Preview" w:date="2026-01-01T00:00:00Z">
         <w:r>
           <w:t xml:space="preserve">,</w:t>
         </w:r>
       </w:ins>
-      <w:ins w:id="96" w:author="PR Preview" w:date="2026-01-01T00:00:00Z">
+      <w:ins w:id="100" w:author="PR Preview" w:date="2026-01-01T00:00:00Z">
         <w:r>
           <w:t xml:space="preserve"> </w:t>
         </w:r>
       </w:ins>
-      <w:ins w:id="97" w:author="PR Preview" w:date="2026-01-01T00:00:00Z">
+      <w:ins w:id="101" w:author="PR Preview" w:date="2026-01-01T00:00:00Z">
         <w:r>
           <w:rPr>
             <w:b/>
@@ -16945,17 +16970,17 @@
           <w:t xml:space="preserve">Holm’s procedure</w:t>
         </w:r>
       </w:ins>
-      <w:ins w:id="98" w:author="PR Preview" w:date="2026-01-01T00:00:00Z">
+      <w:ins w:id="102" w:author="PR Preview" w:date="2026-01-01T00:00:00Z">
         <w:r>
           <w:t xml:space="preserve"> </w:t>
         </w:r>
       </w:ins>
-      <w:ins w:id="99" w:author="PR Preview" w:date="2026-01-01T00:00:00Z">
+      <w:ins w:id="103" w:author="PR Preview" w:date="2026-01-01T00:00:00Z">
         <w:r>
           <w:t xml:space="preserve">rejects</w:t>
         </w:r>
       </w:ins>
-      <w:ins w:id="100" w:author="PR Preview" w:date="2026-01-01T00:00:00Z">
+      <w:ins w:id="104" w:author="PR Preview" w:date="2026-01-01T00:00:00Z">
         <w:r>
           <w:t xml:space="preserve"> </w:t>
         </w:r>
@@ -17049,12 +17074,12 @@
           </m:sub>
         </m:sSub>
       </m:oMath>
-      <w:ins w:id="101" w:author="PR Preview" w:date="2026-01-01T00:00:00Z">
+      <w:ins w:id="105" w:author="PR Preview" w:date="2026-01-01T00:00:00Z">
         <w:r>
           <w:t xml:space="preserve"> </w:t>
         </w:r>
       </w:ins>
-      <w:ins w:id="102" w:author="PR Preview" w:date="2026-01-01T00:00:00Z">
+      <w:ins w:id="106" w:author="PR Preview" w:date="2026-01-01T00:00:00Z">
         <w:r>
           <w:t xml:space="preserve">and no others.</w:t>
         </w:r>
@@ -17064,22 +17089,22 @@
       <w:pPr>
         <w:pStyle w:val="BodyText"/>
       </w:pPr>
-      <w:ins w:id="103" w:author="PR Preview" w:date="2026-01-01T00:00:00Z">
+      <w:ins w:id="107" w:author="PR Preview" w:date="2026-01-01T00:00:00Z">
         <w:r>
           <w:t xml:space="preserve">Source: Holm</w:t>
         </w:r>
       </w:ins>
-      <w:ins w:id="104" w:author="PR Preview" w:date="2026-01-01T00:00:00Z">
+      <w:ins w:id="108" w:author="PR Preview" w:date="2026-01-01T00:00:00Z">
         <w:r>
           <w:t xml:space="preserve"> </w:t>
         </w:r>
       </w:ins>
-      <w:ins w:id="105" w:author="PR Preview" w:date="2026-01-01T00:00:00Z">
+      <w:ins w:id="109" w:author="PR Preview" w:date="2026-01-01T00:00:00Z">
         <w:r>
           <w:t xml:space="preserve">(1979)</w:t>
         </w:r>
       </w:ins>
-      <w:ins w:id="106" w:author="PR Preview" w:date="2026-01-01T00:00:00Z">
+      <w:ins w:id="110" w:author="PR Preview" w:date="2026-01-01T00:00:00Z">
         <w:r>
           <w:t xml:space="preserve">.</w:t>
         </w:r>
@@ -22277,7 +22302,7 @@
       <w:pPr>
         <w:pStyle w:val="FirstParagraph"/>
       </w:pPr>
-      <w:del w:id="107" w:author="PR Preview" w:date="2026-01-01T00:00:00Z">
+      <w:del w:id="111" w:author="PR Preview" w:date="2026-01-01T00:00:00Z">
         <w:r>
           <w:rPr>
             <w:b/>
@@ -22286,17 +22311,17 @@
           <w:delText xml:space="preserve">Definition 10 (Benjamini–Hochberg procedure)</w:delText>
         </w:r>
       </w:del>
-      <w:del w:id="108" w:author="PR Preview" w:date="2026-01-01T00:00:00Z">
+      <w:del w:id="112" w:author="PR Preview" w:date="2026-01-01T00:00:00Z">
         <w:r>
           <w:delText xml:space="preserve"> </w:delText>
         </w:r>
       </w:del>
-      <w:del w:id="109" w:author="PR Preview" w:date="2026-01-01T00:00:00Z">
+      <w:del w:id="113" w:author="PR Preview" w:date="2026-01-01T00:00:00Z">
         <w:r>
           <w:delText xml:space="preserve">Given</w:delText>
         </w:r>
       </w:del>
-      <w:del w:id="110" w:author="PR Preview" w:date="2026-01-01T00:00:00Z">
+      <w:del w:id="114" w:author="PR Preview" w:date="2026-01-01T00:00:00Z">
         <w:r>
           <w:delText xml:space="preserve"> </w:delText>
         </w:r>
@@ -22306,17 +22331,17 @@
           <m:t>m</m:t>
         </m:r>
       </m:oMath>
-      <w:del w:id="111" w:author="PR Preview" w:date="2026-01-01T00:00:00Z">
+      <w:del w:id="115" w:author="PR Preview" w:date="2026-01-01T00:00:00Z">
         <w:r>
           <w:delText xml:space="preserve"> </w:delText>
         </w:r>
       </w:del>
-      <w:del w:id="112" w:author="PR Preview" w:date="2026-01-01T00:00:00Z">
+      <w:del w:id="116" w:author="PR Preview" w:date="2026-01-01T00:00:00Z">
         <w:r>
           <w:delText xml:space="preserve">null hypotheses with ordered p-values</w:delText>
         </w:r>
       </w:del>
-      <w:del w:id="113" w:author="PR Preview" w:date="2026-01-01T00:00:00Z">
+      <w:del w:id="117" w:author="PR Preview" w:date="2026-01-01T00:00:00Z">
         <w:r>
           <w:delText xml:space="preserve"> </w:delText>
         </w:r>
@@ -22389,23 +22414,23 @@
           </m:sub>
         </m:sSub>
       </m:oMath>
-      <w:del w:id="114" w:author="PR Preview" w:date="2026-01-01T00:00:00Z">
+      <w:del w:id="118" w:author="PR Preview" w:date="2026-01-01T00:00:00Z">
         <w:r>
           <w:delText xml:space="preserve"> </w:delText>
         </w:r>
       </w:del>
-      <w:del w:id="115" w:author="PR Preview" w:date="2026-01-01T00:00:00Z">
+      <w:del w:id="119" w:author="PR Preview" w:date="2026-01-01T00:00:00Z">
         <w:r>
           <w:delText xml:space="preserve">(as in</w:delText>
         </w:r>
       </w:del>
-      <w:del w:id="116" w:author="PR Preview" w:date="2026-01-01T00:00:00Z">
+      <w:del w:id="120" w:author="PR Preview" w:date="2026-01-01T00:00:00Z">
         <w:r>
           <w:delText xml:space="preserve"> </w:delText>
         </w:r>
       </w:del>
       <w:hyperlink w:anchor="def-holm">
-        <w:del w:id="117" w:author="PR Preview" w:date="2026-01-01T00:00:00Z">
+        <w:del w:id="121" w:author="PR Preview" w:date="2026-01-01T00:00:00Z">
           <w:r>
             <w:rPr>
               <w:rStyle w:val="Hyperlink"/>
@@ -22414,12 +22439,12 @@
           </w:r>
         </w:del>
       </w:hyperlink>
-      <w:del w:id="118" w:author="PR Preview" w:date="2026-01-01T00:00:00Z">
+      <w:del w:id="122" w:author="PR Preview" w:date="2026-01-01T00:00:00Z">
         <w:r>
           <w:delText xml:space="preserve">) and a level</w:delText>
         </w:r>
       </w:del>
-      <w:del w:id="119" w:author="PR Preview" w:date="2026-01-01T00:00:00Z">
+      <w:del w:id="123" w:author="PR Preview" w:date="2026-01-01T00:00:00Z">
         <w:r>
           <w:delText xml:space="preserve"> </w:delText>
         </w:r>
@@ -22429,22 +22454,22 @@
           <m:t>q</m:t>
         </m:r>
       </m:oMath>
-      <w:del w:id="120" w:author="PR Preview" w:date="2026-01-01T00:00:00Z">
+      <w:del w:id="124" w:author="PR Preview" w:date="2026-01-01T00:00:00Z">
         <w:r>
           <w:delText xml:space="preserve">,</w:delText>
         </w:r>
       </w:del>
-      <w:del w:id="121" w:author="PR Preview" w:date="2026-01-01T00:00:00Z">
+      <w:del w:id="125" w:author="PR Preview" w:date="2026-01-01T00:00:00Z">
         <w:r>
           <w:delText xml:space="preserve"> </w:delText>
         </w:r>
       </w:del>
-      <w:del w:id="122" w:author="PR Preview" w:date="2026-01-01T00:00:00Z">
+      <w:del w:id="126" w:author="PR Preview" w:date="2026-01-01T00:00:00Z">
         <w:r>
           <w:delText xml:space="preserve">let</w:delText>
         </w:r>
       </w:del>
-      <w:del w:id="123" w:author="PR Preview" w:date="2026-01-01T00:00:00Z">
+      <w:del w:id="127" w:author="PR Preview" w:date="2026-01-01T00:00:00Z">
         <w:r>
           <w:delText xml:space="preserve"> </w:delText>
         </w:r>
@@ -22461,17 +22486,17 @@
           </m:e>
         </m:acc>
       </m:oMath>
-      <w:del w:id="124" w:author="PR Preview" w:date="2026-01-01T00:00:00Z">
+      <w:del w:id="128" w:author="PR Preview" w:date="2026-01-01T00:00:00Z">
         <w:r>
           <w:delText xml:space="preserve"> </w:delText>
         </w:r>
       </w:del>
-      <w:del w:id="125" w:author="PR Preview" w:date="2026-01-01T00:00:00Z">
+      <w:del w:id="129" w:author="PR Preview" w:date="2026-01-01T00:00:00Z">
         <w:r>
           <w:delText xml:space="preserve">be the largest rank whose p-value is at most</w:delText>
         </w:r>
       </w:del>
-      <w:del w:id="126" w:author="PR Preview" w:date="2026-01-01T00:00:00Z">
+      <w:del w:id="130" w:author="PR Preview" w:date="2026-01-01T00:00:00Z">
         <w:r>
           <w:delText xml:space="preserve"> </w:delText>
         </w:r>
@@ -22493,22 +22518,22 @@
           <m:t>m</m:t>
         </m:r>
       </m:oMath>
-      <w:del w:id="127" w:author="PR Preview" w:date="2026-01-01T00:00:00Z">
+      <w:del w:id="131" w:author="PR Preview" w:date="2026-01-01T00:00:00Z">
         <w:r>
           <w:delText xml:space="preserve">,</w:delText>
         </w:r>
       </w:del>
-      <w:del w:id="128" w:author="PR Preview" w:date="2026-01-01T00:00:00Z">
+      <w:del w:id="132" w:author="PR Preview" w:date="2026-01-01T00:00:00Z">
         <w:r>
           <w:delText xml:space="preserve"> </w:delText>
         </w:r>
       </w:del>
-      <w:del w:id="129" w:author="PR Preview" w:date="2026-01-01T00:00:00Z">
+      <w:del w:id="133" w:author="PR Preview" w:date="2026-01-01T00:00:00Z">
         <w:r>
           <w:delText xml:space="preserve">with</w:delText>
         </w:r>
       </w:del>
-      <w:del w:id="130" w:author="PR Preview" w:date="2026-01-01T00:00:00Z">
+      <w:del w:id="134" w:author="PR Preview" w:date="2026-01-01T00:00:00Z">
         <w:r>
           <w:delText xml:space="preserve"> </w:delText>
         </w:r>
@@ -22547,12 +22572,12 @@
           <m:t>0</m:t>
         </m:r>
       </m:oMath>
-      <w:del w:id="131" w:author="PR Preview" w:date="2026-01-01T00:00:00Z">
+      <w:del w:id="135" w:author="PR Preview" w:date="2026-01-01T00:00:00Z">
         <w:r>
           <w:delText xml:space="preserve"> </w:delText>
         </w:r>
       </w:del>
-      <w:del w:id="132" w:author="PR Preview" w:date="2026-01-01T00:00:00Z">
+      <w:del w:id="136" w:author="PR Preview" w:date="2026-01-01T00:00:00Z">
         <w:r>
           <w:delText xml:space="preserve">if there is no such rank:</w:delText>
         </w:r>
@@ -22562,7 +22587,7 @@
       <w:pPr>
         <w:pStyle w:val="FirstParagraph"/>
       </w:pPr>
-      <w:ins w:id="133" w:author="PR Preview" w:date="2026-01-01T00:00:00Z">
+      <w:ins w:id="137" w:author="PR Preview" w:date="2026-01-01T00:00:00Z">
         <w:r>
           <w:rPr>
             <w:b/>
@@ -22571,17 +22596,17 @@
           <w:t xml:space="preserve">Definition 11 (Benjamini–Hochberg cutoff rank)</w:t>
         </w:r>
       </w:ins>
-      <w:ins w:id="134" w:author="PR Preview" w:date="2026-01-01T00:00:00Z">
+      <w:ins w:id="138" w:author="PR Preview" w:date="2026-01-01T00:00:00Z">
         <w:r>
           <w:t xml:space="preserve"> </w:t>
         </w:r>
       </w:ins>
-      <w:ins w:id="135" w:author="PR Preview" w:date="2026-01-01T00:00:00Z">
+      <w:ins w:id="139" w:author="PR Preview" w:date="2026-01-01T00:00:00Z">
         <w:r>
           <w:t xml:space="preserve">Given</w:t>
         </w:r>
       </w:ins>
-      <w:ins w:id="136" w:author="PR Preview" w:date="2026-01-01T00:00:00Z">
+      <w:ins w:id="140" w:author="PR Preview" w:date="2026-01-01T00:00:00Z">
         <w:r>
           <w:t xml:space="preserve"> </w:t>
         </w:r>
@@ -22591,17 +22616,17 @@
           <m:t>m</m:t>
         </m:r>
       </m:oMath>
-      <w:ins w:id="137" w:author="PR Preview" w:date="2026-01-01T00:00:00Z">
+      <w:ins w:id="141" w:author="PR Preview" w:date="2026-01-01T00:00:00Z">
         <w:r>
           <w:t xml:space="preserve"> </w:t>
         </w:r>
       </w:ins>
-      <w:ins w:id="138" w:author="PR Preview" w:date="2026-01-01T00:00:00Z">
+      <w:ins w:id="142" w:author="PR Preview" w:date="2026-01-01T00:00:00Z">
         <w:r>
           <w:t xml:space="preserve">null hypotheses with ordered p-values</w:t>
         </w:r>
       </w:ins>
-      <w:ins w:id="139" w:author="PR Preview" w:date="2026-01-01T00:00:00Z">
+      <w:ins w:id="143" w:author="PR Preview" w:date="2026-01-01T00:00:00Z">
         <w:r>
           <w:t xml:space="preserve"> </w:t>
         </w:r>
@@ -22674,23 +22699,23 @@
           </m:sub>
         </m:sSub>
       </m:oMath>
-      <w:ins w:id="140" w:author="PR Preview" w:date="2026-01-01T00:00:00Z">
+      <w:ins w:id="144" w:author="PR Preview" w:date="2026-01-01T00:00:00Z">
         <w:r>
           <w:t xml:space="preserve"> </w:t>
         </w:r>
       </w:ins>
-      <w:ins w:id="141" w:author="PR Preview" w:date="2026-01-01T00:00:00Z">
+      <w:ins w:id="145" w:author="PR Preview" w:date="2026-01-01T00:00:00Z">
         <w:r>
           <w:t xml:space="preserve">(as in</w:t>
         </w:r>
       </w:ins>
-      <w:ins w:id="142" w:author="PR Preview" w:date="2026-01-01T00:00:00Z">
+      <w:ins w:id="146" w:author="PR Preview" w:date="2026-01-01T00:00:00Z">
         <w:r>
           <w:t xml:space="preserve"> </w:t>
         </w:r>
       </w:ins>
       <w:hyperlink w:anchor="def-holm-cutoff">
-        <w:ins w:id="143" w:author="PR Preview" w:date="2026-01-01T00:00:00Z">
+        <w:ins w:id="147" w:author="PR Preview" w:date="2026-01-01T00:00:00Z">
           <w:r>
             <w:rPr>
               <w:rStyle w:val="Hyperlink"/>
@@ -22699,12 +22724,12 @@
           </w:r>
         </w:ins>
       </w:hyperlink>
-      <w:ins w:id="144" w:author="PR Preview" w:date="2026-01-01T00:00:00Z">
+      <w:ins w:id="148" w:author="PR Preview" w:date="2026-01-01T00:00:00Z">
         <w:r>
           <w:t xml:space="preserve">) and a level</w:t>
         </w:r>
       </w:ins>
-      <w:ins w:id="145" w:author="PR Preview" w:date="2026-01-01T00:00:00Z">
+      <w:ins w:id="149" w:author="PR Preview" w:date="2026-01-01T00:00:00Z">
         <w:r>
           <w:t xml:space="preserve"> </w:t>
         </w:r>
@@ -22714,27 +22739,27 @@
           <m:t>q</m:t>
         </m:r>
       </m:oMath>
-      <w:ins w:id="146" w:author="PR Preview" w:date="2026-01-01T00:00:00Z">
+      <w:ins w:id="150" w:author="PR Preview" w:date="2026-01-01T00:00:00Z">
         <w:r>
           <w:t xml:space="preserve">,</w:t>
         </w:r>
       </w:ins>
-      <w:ins w:id="147" w:author="PR Preview" w:date="2026-01-01T00:00:00Z">
+      <w:ins w:id="151" w:author="PR Preview" w:date="2026-01-01T00:00:00Z">
         <w:r>
           <w:t xml:space="preserve"> </w:t>
         </w:r>
       </w:ins>
-      <w:ins w:id="148" w:author="PR Preview" w:date="2026-01-01T00:00:00Z">
+      <w:ins w:id="152" w:author="PR Preview" w:date="2026-01-01T00:00:00Z">
         <w:r>
           <w:t xml:space="preserve">the</w:t>
         </w:r>
       </w:ins>
-      <w:ins w:id="149" w:author="PR Preview" w:date="2026-01-01T00:00:00Z">
+      <w:ins w:id="153" w:author="PR Preview" w:date="2026-01-01T00:00:00Z">
         <w:r>
           <w:t xml:space="preserve"> </w:t>
         </w:r>
       </w:ins>
-      <w:ins w:id="150" w:author="PR Preview" w:date="2026-01-01T00:00:00Z">
+      <w:ins w:id="154" w:author="PR Preview" w:date="2026-01-01T00:00:00Z">
         <w:r>
           <w:rPr>
             <w:b/>
@@ -22743,7 +22768,7 @@
           <w:t xml:space="preserve">Benjamini–Hochberg cutoff rank</w:t>
         </w:r>
       </w:ins>
-      <w:ins w:id="151" w:author="PR Preview" w:date="2026-01-01T00:00:00Z">
+      <w:ins w:id="155" w:author="PR Preview" w:date="2026-01-01T00:00:00Z">
         <w:r>
           <w:t xml:space="preserve"> </w:t>
         </w:r>
@@ -22760,17 +22785,17 @@
           </m:e>
         </m:acc>
       </m:oMath>
-      <w:ins w:id="152" w:author="PR Preview" w:date="2026-01-01T00:00:00Z">
+      <w:ins w:id="156" w:author="PR Preview" w:date="2026-01-01T00:00:00Z">
         <w:r>
           <w:t xml:space="preserve"> </w:t>
         </w:r>
       </w:ins>
-      <w:ins w:id="153" w:author="PR Preview" w:date="2026-01-01T00:00:00Z">
+      <w:ins w:id="157" w:author="PR Preview" w:date="2026-01-01T00:00:00Z">
         <w:r>
           <w:t xml:space="preserve">is the largest rank whose p-value is at most</w:t>
         </w:r>
       </w:ins>
-      <w:ins w:id="154" w:author="PR Preview" w:date="2026-01-01T00:00:00Z">
+      <w:ins w:id="158" w:author="PR Preview" w:date="2026-01-01T00:00:00Z">
         <w:r>
           <w:t xml:space="preserve"> </w:t>
         </w:r>
@@ -22792,22 +22817,22 @@
           <m:t>m</m:t>
         </m:r>
       </m:oMath>
-      <w:ins w:id="155" w:author="PR Preview" w:date="2026-01-01T00:00:00Z">
+      <w:ins w:id="159" w:author="PR Preview" w:date="2026-01-01T00:00:00Z">
         <w:r>
           <w:t xml:space="preserve">,</w:t>
         </w:r>
       </w:ins>
-      <w:ins w:id="156" w:author="PR Preview" w:date="2026-01-01T00:00:00Z">
+      <w:ins w:id="160" w:author="PR Preview" w:date="2026-01-01T00:00:00Z">
         <w:r>
           <w:t xml:space="preserve"> </w:t>
         </w:r>
       </w:ins>
-      <w:ins w:id="157" w:author="PR Preview" w:date="2026-01-01T00:00:00Z">
+      <w:ins w:id="161" w:author="PR Preview" w:date="2026-01-01T00:00:00Z">
         <w:r>
           <w:t xml:space="preserve">with</w:t>
         </w:r>
       </w:ins>
-      <w:ins w:id="158" w:author="PR Preview" w:date="2026-01-01T00:00:00Z">
+      <w:ins w:id="162" w:author="PR Preview" w:date="2026-01-01T00:00:00Z">
         <w:r>
           <w:t xml:space="preserve"> </w:t>
         </w:r>
@@ -22846,12 +22871,12 @@
           <m:t>0</m:t>
         </m:r>
       </m:oMath>
-      <w:ins w:id="159" w:author="PR Preview" w:date="2026-01-01T00:00:00Z">
+      <w:ins w:id="163" w:author="PR Preview" w:date="2026-01-01T00:00:00Z">
         <w:r>
           <w:t xml:space="preserve"> </w:t>
         </w:r>
       </w:ins>
-      <w:ins w:id="160" w:author="PR Preview" w:date="2026-01-01T00:00:00Z">
+      <w:ins w:id="164" w:author="PR Preview" w:date="2026-01-01T00:00:00Z">
         <w:r>
           <w:t xml:space="preserve">if there is no such rank:</w:t>
         </w:r>
@@ -22983,23 +23008,21 @@
         </m:oMath>
       </m:oMathPara>
     </w:p>
-    <w:bookmarkEnd w:id="75"/>
-    <w:bookmarkStart w:id="76" w:name="def-bh"/>
     <w:p>
       <w:pPr>
         <w:pStyle w:val="FirstParagraph"/>
       </w:pPr>
-      <w:del w:id="161" w:author="PR Preview" w:date="2026-01-01T00:00:00Z">
+      <w:del w:id="165" w:author="PR Preview" w:date="2026-01-01T00:00:00Z">
         <w:r>
           <w:delText xml:space="preserve">The</w:delText>
         </w:r>
       </w:del>
-      <w:del w:id="162" w:author="PR Preview" w:date="2026-01-01T00:00:00Z">
+      <w:del w:id="166" w:author="PR Preview" w:date="2026-01-01T00:00:00Z">
         <w:r>
           <w:delText xml:space="preserve"> </w:delText>
         </w:r>
       </w:del>
-      <w:del w:id="163" w:author="PR Preview" w:date="2026-01-01T00:00:00Z">
+      <w:del w:id="167" w:author="PR Preview" w:date="2026-01-01T00:00:00Z">
         <w:r>
           <w:rPr>
             <w:b/>
@@ -23008,17 +23031,17 @@
           <w:delText xml:space="preserve">Benjamini–Hochberg procedure</w:delText>
         </w:r>
       </w:del>
-      <w:del w:id="164" w:author="PR Preview" w:date="2026-01-01T00:00:00Z">
+      <w:del w:id="168" w:author="PR Preview" w:date="2026-01-01T00:00:00Z">
         <w:r>
           <w:delText xml:space="preserve"> </w:delText>
         </w:r>
       </w:del>
-      <w:del w:id="165" w:author="PR Preview" w:date="2026-01-01T00:00:00Z">
+      <w:del w:id="169" w:author="PR Preview" w:date="2026-01-01T00:00:00Z">
         <w:r>
           <w:delText xml:space="preserve">(BH) rejects</w:delText>
         </w:r>
       </w:del>
-      <w:del w:id="166" w:author="PR Preview" w:date="2026-01-01T00:00:00Z">
+      <w:del w:id="170" w:author="PR Preview" w:date="2026-01-01T00:00:00Z">
         <w:r>
           <w:delText xml:space="preserve"> </w:delText>
         </w:r>
@@ -23098,12 +23121,12 @@
           </m:sub>
         </m:sSub>
       </m:oMath>
-      <w:del w:id="167" w:author="PR Preview" w:date="2026-01-01T00:00:00Z">
+      <w:del w:id="171" w:author="PR Preview" w:date="2026-01-01T00:00:00Z">
         <w:r>
           <w:delText xml:space="preserve"> </w:delText>
         </w:r>
       </w:del>
-      <w:del w:id="168" w:author="PR Preview" w:date="2026-01-01T00:00:00Z">
+      <w:del w:id="172" w:author="PR Preview" w:date="2026-01-01T00:00:00Z">
         <w:r>
           <w:delText xml:space="preserve">and no others.</w:delText>
         </w:r>
@@ -23113,7 +23136,7 @@
       <w:pPr>
         <w:pStyle w:val="BodyText"/>
       </w:pPr>
-      <w:del w:id="169" w:author="PR Preview" w:date="2026-01-01T00:00:00Z">
+      <w:del w:id="173" w:author="PR Preview" w:date="2026-01-01T00:00:00Z">
         <w:r>
           <w:rPr>
             <w:i/>
@@ -23122,27 +23145,27 @@
           <w:delText xml:space="preserve">Remark 8</w:delText>
         </w:r>
       </w:del>
-      <w:del w:id="170" w:author="PR Preview" w:date="2026-01-01T00:00:00Z">
+      <w:del w:id="174" w:author="PR Preview" w:date="2026-01-01T00:00:00Z">
         <w:r>
           <w:delText xml:space="preserve"> (Source: Benjamini–Hochberg procedure). </w:delText>
         </w:r>
       </w:del>
-      <w:del w:id="171" w:author="PR Preview" w:date="2026-01-01T00:00:00Z">
+      <w:del w:id="175" w:author="PR Preview" w:date="2026-01-01T00:00:00Z">
         <w:r>
           <w:delText xml:space="preserve">Benjamini and Hochberg</w:delText>
         </w:r>
       </w:del>
-      <w:del w:id="172" w:author="PR Preview" w:date="2026-01-01T00:00:00Z">
+      <w:del w:id="176" w:author="PR Preview" w:date="2026-01-01T00:00:00Z">
         <w:r>
           <w:delText xml:space="preserve"> </w:delText>
         </w:r>
       </w:del>
-      <w:del w:id="173" w:author="PR Preview" w:date="2026-01-01T00:00:00Z">
+      <w:del w:id="177" w:author="PR Preview" w:date="2026-01-01T00:00:00Z">
         <w:r>
           <w:delText xml:space="preserve">(1995)</w:delText>
         </w:r>
       </w:del>
-      <w:del w:id="174" w:author="PR Preview" w:date="2026-01-01T00:00:00Z">
+      <w:del w:id="178" w:author="PR Preview" w:date="2026-01-01T00:00:00Z">
         <w:r>
           <w:delText xml:space="preserve">.</w:delText>
         </w:r>
@@ -23152,7 +23175,7 @@
       <w:pPr>
         <w:pStyle w:val="BodyText"/>
       </w:pPr>
-      <w:del w:id="175" w:author="PR Preview" w:date="2026-01-01T00:00:00Z">
+      <w:del w:id="179" w:author="PR Preview" w:date="2026-01-01T00:00:00Z">
         <w:r>
           <w:rPr>
             <w:i/>
@@ -23161,27 +23184,27 @@
           <w:delText xml:space="preserve">Remark 9</w:delText>
         </w:r>
       </w:del>
-      <w:del w:id="176" w:author="PR Preview" w:date="2026-01-01T00:00:00Z">
+      <w:del w:id="180" w:author="PR Preview" w:date="2026-01-01T00:00:00Z">
         <w:r>
           <w:delText xml:space="preserve"> (BH is a step-up procedure). </w:delText>
         </w:r>
       </w:del>
-      <w:del w:id="177" w:author="PR Preview" w:date="2026-01-01T00:00:00Z">
+      <w:del w:id="181" w:author="PR Preview" w:date="2026-01-01T00:00:00Z">
         <w:r>
           <w:delText xml:space="preserve">Holm’s procedure starts at the smallest p-value and stops at the first failure.</w:delText>
         </w:r>
       </w:del>
-      <w:del w:id="178" w:author="PR Preview" w:date="2026-01-01T00:00:00Z">
+      <w:del w:id="182" w:author="PR Preview" w:date="2026-01-01T00:00:00Z">
         <w:r>
           <w:delText xml:space="preserve"> </w:delText>
         </w:r>
       </w:del>
-      <w:del w:id="179" w:author="PR Preview" w:date="2026-01-01T00:00:00Z">
+      <w:del w:id="183" w:author="PR Preview" w:date="2026-01-01T00:00:00Z">
         <w:r>
           <w:delText xml:space="preserve">BH starts at the largest p-value and works down until one passes its threshold</w:delText>
         </w:r>
       </w:del>
-      <w:del w:id="180" w:author="PR Preview" w:date="2026-01-01T00:00:00Z">
+      <w:del w:id="184" w:author="PR Preview" w:date="2026-01-01T00:00:00Z">
         <w:r>
           <w:delText xml:space="preserve"> </w:delText>
         </w:r>
@@ -23203,22 +23226,22 @@
           <m:t>m</m:t>
         </m:r>
       </m:oMath>
-      <w:del w:id="181" w:author="PR Preview" w:date="2026-01-01T00:00:00Z">
+      <w:del w:id="185" w:author="PR Preview" w:date="2026-01-01T00:00:00Z">
         <w:r>
           <w:delText xml:space="preserve">.</w:delText>
         </w:r>
       </w:del>
-      <w:del w:id="182" w:author="PR Preview" w:date="2026-01-01T00:00:00Z">
+      <w:del w:id="186" w:author="PR Preview" w:date="2026-01-01T00:00:00Z">
         <w:r>
           <w:delText xml:space="preserve"> </w:delText>
         </w:r>
       </w:del>
-      <w:del w:id="183" w:author="PR Preview" w:date="2026-01-01T00:00:00Z">
+      <w:del w:id="187" w:author="PR Preview" w:date="2026-01-01T00:00:00Z">
         <w:r>
           <w:delText xml:space="preserve">Every hypothesis ranked at or below</w:delText>
         </w:r>
       </w:del>
-      <w:del w:id="184" w:author="PR Preview" w:date="2026-01-01T00:00:00Z">
+      <w:del w:id="188" w:author="PR Preview" w:date="2026-01-01T00:00:00Z">
         <w:r>
           <w:delText xml:space="preserve"> </w:delText>
         </w:r>
@@ -23235,26 +23258,6 @@
           </m:e>
         </m:acc>
       </m:oMath>
-      <w:del w:id="185" w:author="PR Preview" w:date="2026-01-01T00:00:00Z">
-        <w:r>
-          <w:delText xml:space="preserve"> </w:delText>
-        </w:r>
-      </w:del>
-      <w:del w:id="186" w:author="PR Preview" w:date="2026-01-01T00:00:00Z">
-        <w:r>
-          <w:delText xml:space="preserve">is rejected,</w:delText>
-        </w:r>
-      </w:del>
-      <w:del w:id="187" w:author="PR Preview" w:date="2026-01-01T00:00:00Z">
-        <w:r>
-          <w:delText xml:space="preserve"> </w:delText>
-        </w:r>
-      </w:del>
-      <w:del w:id="188" w:author="PR Preview" w:date="2026-01-01T00:00:00Z">
-        <w:r>
-          <w:delText xml:space="preserve">including those with p-values above their own thresholds.</w:delText>
-        </w:r>
-      </w:del>
       <w:del w:id="189" w:author="PR Preview" w:date="2026-01-01T00:00:00Z">
         <w:r>
           <w:delText xml:space="preserve"> </w:delText>
@@ -23262,10 +23265,30 @@
       </w:del>
       <w:del w:id="190" w:author="PR Preview" w:date="2026-01-01T00:00:00Z">
         <w:r>
-          <w:delText xml:space="preserve">The thresholds</w:delText>
+          <w:delText xml:space="preserve">is rejected,</w:delText>
         </w:r>
       </w:del>
       <w:del w:id="191" w:author="PR Preview" w:date="2026-01-01T00:00:00Z">
+        <w:r>
+          <w:delText xml:space="preserve"> </w:delText>
+        </w:r>
+      </w:del>
+      <w:del w:id="192" w:author="PR Preview" w:date="2026-01-01T00:00:00Z">
+        <w:r>
+          <w:delText xml:space="preserve">including those with p-values above their own thresholds.</w:delText>
+        </w:r>
+      </w:del>
+      <w:del w:id="193" w:author="PR Preview" w:date="2026-01-01T00:00:00Z">
+        <w:r>
+          <w:delText xml:space="preserve"> </w:delText>
+        </w:r>
+      </w:del>
+      <w:del w:id="194" w:author="PR Preview" w:date="2026-01-01T00:00:00Z">
+        <w:r>
+          <w:delText xml:space="preserve">The thresholds</w:delText>
+        </w:r>
+      </w:del>
+      <w:del w:id="195" w:author="PR Preview" w:date="2026-01-01T00:00:00Z">
         <w:r>
           <w:delText xml:space="preserve"> </w:delText>
         </w:r>
@@ -23287,17 +23310,17 @@
           <m:t>m</m:t>
         </m:r>
       </m:oMath>
-      <w:del w:id="192" w:author="PR Preview" w:date="2026-01-01T00:00:00Z">
+      <w:del w:id="196" w:author="PR Preview" w:date="2026-01-01T00:00:00Z">
         <w:r>
           <w:delText xml:space="preserve"> </w:delText>
         </w:r>
       </w:del>
-      <w:del w:id="193" w:author="PR Preview" w:date="2026-01-01T00:00:00Z">
+      <w:del w:id="197" w:author="PR Preview" w:date="2026-01-01T00:00:00Z">
         <w:r>
           <w:delText xml:space="preserve">grow with the rank</w:delText>
         </w:r>
       </w:del>
-      <w:del w:id="194" w:author="PR Preview" w:date="2026-01-01T00:00:00Z">
+      <w:del w:id="198" w:author="PR Preview" w:date="2026-01-01T00:00:00Z">
         <w:r>
           <w:delText xml:space="preserve"> </w:delText>
         </w:r>
@@ -23307,22 +23330,22 @@
           <m:t>k</m:t>
         </m:r>
       </m:oMath>
-      <w:del w:id="195" w:author="PR Preview" w:date="2026-01-01T00:00:00Z">
+      <w:del w:id="199" w:author="PR Preview" w:date="2026-01-01T00:00:00Z">
         <w:r>
           <w:delText xml:space="preserve">,</w:delText>
         </w:r>
       </w:del>
-      <w:del w:id="196" w:author="PR Preview" w:date="2026-01-01T00:00:00Z">
+      <w:del w:id="200" w:author="PR Preview" w:date="2026-01-01T00:00:00Z">
         <w:r>
           <w:delText xml:space="preserve"> </w:delText>
         </w:r>
       </w:del>
-      <w:del w:id="197" w:author="PR Preview" w:date="2026-01-01T00:00:00Z">
+      <w:del w:id="201" w:author="PR Preview" w:date="2026-01-01T00:00:00Z">
         <w:r>
           <w:delText xml:space="preserve">and the smallest,</w:delText>
         </w:r>
       </w:del>
-      <w:del w:id="198" w:author="PR Preview" w:date="2026-01-01T00:00:00Z">
+      <w:del w:id="202" w:author="PR Preview" w:date="2026-01-01T00:00:00Z">
         <w:r>
           <w:delText xml:space="preserve"> </w:delText>
         </w:r>
@@ -23341,22 +23364,22 @@
           <m:t>m</m:t>
         </m:r>
       </m:oMath>
-      <w:del w:id="199" w:author="PR Preview" w:date="2026-01-01T00:00:00Z">
+      <w:del w:id="203" w:author="PR Preview" w:date="2026-01-01T00:00:00Z">
         <w:r>
           <w:delText xml:space="preserve">, equals the Bonferroni threshold,</w:delText>
         </w:r>
       </w:del>
-      <w:del w:id="200" w:author="PR Preview" w:date="2026-01-01T00:00:00Z">
+      <w:del w:id="204" w:author="PR Preview" w:date="2026-01-01T00:00:00Z">
         <w:r>
           <w:delText xml:space="preserve"> </w:delText>
         </w:r>
       </w:del>
-      <w:del w:id="201" w:author="PR Preview" w:date="2026-01-01T00:00:00Z">
+      <w:del w:id="205" w:author="PR Preview" w:date="2026-01-01T00:00:00Z">
         <w:r>
           <w:delText xml:space="preserve">so BH rejects every hypothesis that the Bonferroni correction rejects at level</w:delText>
         </w:r>
       </w:del>
-      <w:del w:id="202" w:author="PR Preview" w:date="2026-01-01T00:00:00Z">
+      <w:del w:id="206" w:author="PR Preview" w:date="2026-01-01T00:00:00Z">
         <w:r>
           <w:delText xml:space="preserve"> </w:delText>
         </w:r>
@@ -23375,7 +23398,7 @@
           <m:t>q</m:t>
         </m:r>
       </m:oMath>
-      <w:del w:id="203" w:author="PR Preview" w:date="2026-01-01T00:00:00Z">
+      <w:del w:id="207" w:author="PR Preview" w:date="2026-01-01T00:00:00Z">
         <w:r>
           <w:delText xml:space="preserve">.</w:delText>
         </w:r>
@@ -23385,7 +23408,34 @@
       <w:pPr>
         <w:pStyle w:val="FirstParagraph"/>
       </w:pPr>
-      <w:ins w:id="204" w:author="PR Preview" w:date="2026-01-01T00:00:00Z">
+      <w:ins w:id="208" w:author="PR Preview" w:date="2026-01-01T00:00:00Z">
+        <w:r>
+          <w:t xml:space="preserve">Source: Benjamini and Hochberg</w:t>
+        </w:r>
+      </w:ins>
+      <w:ins w:id="209" w:author="PR Preview" w:date="2026-01-01T00:00:00Z">
+        <w:r>
+          <w:t xml:space="preserve"> </w:t>
+        </w:r>
+      </w:ins>
+      <w:ins w:id="210" w:author="PR Preview" w:date="2026-01-01T00:00:00Z">
+        <w:r>
+          <w:t xml:space="preserve">(1995)</w:t>
+        </w:r>
+      </w:ins>
+      <w:ins w:id="211" w:author="PR Preview" w:date="2026-01-01T00:00:00Z">
+        <w:r>
+          <w:t xml:space="preserve">.</w:t>
+        </w:r>
+      </w:ins>
+    </w:p>
+    <w:bookmarkEnd w:id="75"/>
+    <w:bookmarkStart w:id="76" w:name="def-bh"/>
+    <w:p>
+      <w:pPr>
+        <w:pStyle w:val="BodyText"/>
+      </w:pPr>
+      <w:ins w:id="212" w:author="PR Preview" w:date="2026-01-01T00:00:00Z">
         <w:r>
           <w:rPr>
             <w:b/>
@@ -23394,17 +23444,17 @@
           <w:t xml:space="preserve">Definition 12 (Benjamini–Hochberg procedure)</w:t>
         </w:r>
       </w:ins>
-      <w:ins w:id="205" w:author="PR Preview" w:date="2026-01-01T00:00:00Z">
+      <w:ins w:id="213" w:author="PR Preview" w:date="2026-01-01T00:00:00Z">
         <w:r>
           <w:t xml:space="preserve"> </w:t>
         </w:r>
       </w:ins>
-      <w:ins w:id="206" w:author="PR Preview" w:date="2026-01-01T00:00:00Z">
+      <w:ins w:id="214" w:author="PR Preview" w:date="2026-01-01T00:00:00Z">
         <w:r>
           <w:t xml:space="preserve">Given the cutoff rank</w:t>
         </w:r>
       </w:ins>
-      <w:ins w:id="207" w:author="PR Preview" w:date="2026-01-01T00:00:00Z">
+      <w:ins w:id="215" w:author="PR Preview" w:date="2026-01-01T00:00:00Z">
         <w:r>
           <w:t xml:space="preserve"> </w:t>
         </w:r>
@@ -23421,23 +23471,23 @@
           </m:e>
         </m:acc>
       </m:oMath>
-      <w:ins w:id="208" w:author="PR Preview" w:date="2026-01-01T00:00:00Z">
+      <w:ins w:id="216" w:author="PR Preview" w:date="2026-01-01T00:00:00Z">
         <w:r>
           <w:t xml:space="preserve"> </w:t>
         </w:r>
       </w:ins>
-      <w:ins w:id="209" w:author="PR Preview" w:date="2026-01-01T00:00:00Z">
+      <w:ins w:id="217" w:author="PR Preview" w:date="2026-01-01T00:00:00Z">
         <w:r>
           <w:t xml:space="preserve">of</w:t>
         </w:r>
       </w:ins>
-      <w:ins w:id="210" w:author="PR Preview" w:date="2026-01-01T00:00:00Z">
+      <w:ins w:id="218" w:author="PR Preview" w:date="2026-01-01T00:00:00Z">
         <w:r>
           <w:t xml:space="preserve"> </w:t>
         </w:r>
       </w:ins>
       <w:hyperlink w:anchor="def-bh-cutoff">
-        <w:ins w:id="211" w:author="PR Preview" w:date="2026-01-01T00:00:00Z">
+        <w:ins w:id="219" w:author="PR Preview" w:date="2026-01-01T00:00:00Z">
           <w:r>
             <w:rPr>
               <w:rStyle w:val="Hyperlink"/>
@@ -23446,27 +23496,27 @@
           </w:r>
         </w:ins>
       </w:hyperlink>
-      <w:ins w:id="212" w:author="PR Preview" w:date="2026-01-01T00:00:00Z">
+      <w:ins w:id="220" w:author="PR Preview" w:date="2026-01-01T00:00:00Z">
         <w:r>
           <w:t xml:space="preserve">,</w:t>
         </w:r>
       </w:ins>
-      <w:ins w:id="213" w:author="PR Preview" w:date="2026-01-01T00:00:00Z">
+      <w:ins w:id="221" w:author="PR Preview" w:date="2026-01-01T00:00:00Z">
         <w:r>
           <w:t xml:space="preserve"> </w:t>
         </w:r>
       </w:ins>
-      <w:ins w:id="214" w:author="PR Preview" w:date="2026-01-01T00:00:00Z">
+      <w:ins w:id="222" w:author="PR Preview" w:date="2026-01-01T00:00:00Z">
         <w:r>
           <w:t xml:space="preserve">the</w:t>
         </w:r>
       </w:ins>
-      <w:ins w:id="215" w:author="PR Preview" w:date="2026-01-01T00:00:00Z">
+      <w:ins w:id="223" w:author="PR Preview" w:date="2026-01-01T00:00:00Z">
         <w:r>
           <w:t xml:space="preserve"> </w:t>
         </w:r>
       </w:ins>
-      <w:ins w:id="216" w:author="PR Preview" w:date="2026-01-01T00:00:00Z">
+      <w:ins w:id="224" w:author="PR Preview" w:date="2026-01-01T00:00:00Z">
         <w:r>
           <w:rPr>
             <w:b/>
@@ -23475,17 +23525,17 @@
           <w:t xml:space="preserve">Benjamini–Hochberg procedure</w:t>
         </w:r>
       </w:ins>
-      <w:ins w:id="217" w:author="PR Preview" w:date="2026-01-01T00:00:00Z">
+      <w:ins w:id="225" w:author="PR Preview" w:date="2026-01-01T00:00:00Z">
         <w:r>
           <w:t xml:space="preserve"> </w:t>
         </w:r>
       </w:ins>
-      <w:ins w:id="218" w:author="PR Preview" w:date="2026-01-01T00:00:00Z">
+      <w:ins w:id="226" w:author="PR Preview" w:date="2026-01-01T00:00:00Z">
         <w:r>
           <w:t xml:space="preserve">(BH) rejects</w:t>
         </w:r>
       </w:ins>
-      <w:ins w:id="219" w:author="PR Preview" w:date="2026-01-01T00:00:00Z">
+      <w:ins w:id="227" w:author="PR Preview" w:date="2026-01-01T00:00:00Z">
         <w:r>
           <w:t xml:space="preserve"> </w:t>
         </w:r>
@@ -23565,12 +23615,12 @@
           </m:sub>
         </m:sSub>
       </m:oMath>
-      <w:ins w:id="220" w:author="PR Preview" w:date="2026-01-01T00:00:00Z">
+      <w:ins w:id="228" w:author="PR Preview" w:date="2026-01-01T00:00:00Z">
         <w:r>
           <w:t xml:space="preserve"> </w:t>
         </w:r>
       </w:ins>
-      <w:ins w:id="221" w:author="PR Preview" w:date="2026-01-01T00:00:00Z">
+      <w:ins w:id="229" w:author="PR Preview" w:date="2026-01-01T00:00:00Z">
         <w:r>
           <w:t xml:space="preserve">and no others.</w:t>
         </w:r>
@@ -23580,22 +23630,22 @@
       <w:pPr>
         <w:pStyle w:val="BodyText"/>
       </w:pPr>
-      <w:ins w:id="222" w:author="PR Preview" w:date="2026-01-01T00:00:00Z">
+      <w:ins w:id="230" w:author="PR Preview" w:date="2026-01-01T00:00:00Z">
         <w:r>
           <w:t xml:space="preserve">Source: Benjamini and Hochberg</w:t>
         </w:r>
       </w:ins>
-      <w:ins w:id="223" w:author="PR Preview" w:date="2026-01-01T00:00:00Z">
+      <w:ins w:id="231" w:author="PR Preview" w:date="2026-01-01T00:00:00Z">
         <w:r>
           <w:t xml:space="preserve"> </w:t>
         </w:r>
       </w:ins>
-      <w:ins w:id="224" w:author="PR Preview" w:date="2026-01-01T00:00:00Z">
+      <w:ins w:id="232" w:author="PR Preview" w:date="2026-01-01T00:00:00Z">
         <w:r>
           <w:t xml:space="preserve">(1995)</w:t>
         </w:r>
       </w:ins>
-      <w:ins w:id="225" w:author="PR Preview" w:date="2026-01-01T00:00:00Z">
+      <w:ins w:id="233" w:author="PR Preview" w:date="2026-01-01T00:00:00Z">
         <w:r>
           <w:t xml:space="preserve">.</w:t>
         </w:r>
@@ -23607,7 +23657,7 @@
       <w:pPr>
         <w:pStyle w:val="BodyText"/>
       </w:pPr>
-      <w:ins w:id="226" w:author="PR Preview" w:date="2026-01-01T00:00:00Z">
+      <w:ins w:id="234" w:author="PR Preview" w:date="2026-01-01T00:00:00Z">
         <w:r>
           <w:rPr>
             <w:i/>
@@ -23616,27 +23666,27 @@
           <w:t xml:space="preserve">Remark 6</w:t>
         </w:r>
       </w:ins>
-      <w:ins w:id="227" w:author="PR Preview" w:date="2026-01-01T00:00:00Z">
+      <w:ins w:id="235" w:author="PR Preview" w:date="2026-01-01T00:00:00Z">
         <w:r>
           <w:t xml:space="preserve"> (BH is a step-up procedure). </w:t>
         </w:r>
       </w:ins>
-      <w:ins w:id="228" w:author="PR Preview" w:date="2026-01-01T00:00:00Z">
+      <w:ins w:id="236" w:author="PR Preview" w:date="2026-01-01T00:00:00Z">
         <w:r>
           <w:t xml:space="preserve">Holm’s procedure starts at the smallest p-value and stops at the first failure.</w:t>
         </w:r>
       </w:ins>
-      <w:ins w:id="229" w:author="PR Preview" w:date="2026-01-01T00:00:00Z">
+      <w:ins w:id="237" w:author="PR Preview" w:date="2026-01-01T00:00:00Z">
         <w:r>
           <w:t xml:space="preserve"> </w:t>
         </w:r>
       </w:ins>
-      <w:ins w:id="230" w:author="PR Preview" w:date="2026-01-01T00:00:00Z">
+      <w:ins w:id="238" w:author="PR Preview" w:date="2026-01-01T00:00:00Z">
         <w:r>
           <w:t xml:space="preserve">BH starts at the largest p-value and works down until one passes its threshold</w:t>
         </w:r>
       </w:ins>
-      <w:ins w:id="231" w:author="PR Preview" w:date="2026-01-01T00:00:00Z">
+      <w:ins w:id="239" w:author="PR Preview" w:date="2026-01-01T00:00:00Z">
         <w:r>
           <w:t xml:space="preserve"> </w:t>
         </w:r>
@@ -23658,22 +23708,22 @@
           <m:t>m</m:t>
         </m:r>
       </m:oMath>
-      <w:ins w:id="232" w:author="PR Preview" w:date="2026-01-01T00:00:00Z">
+      <w:ins w:id="240" w:author="PR Preview" w:date="2026-01-01T00:00:00Z">
         <w:r>
           <w:t xml:space="preserve">.</w:t>
         </w:r>
       </w:ins>
-      <w:ins w:id="233" w:author="PR Preview" w:date="2026-01-01T00:00:00Z">
+      <w:ins w:id="241" w:author="PR Preview" w:date="2026-01-01T00:00:00Z">
         <w:r>
           <w:t xml:space="preserve"> </w:t>
         </w:r>
       </w:ins>
-      <w:ins w:id="234" w:author="PR Preview" w:date="2026-01-01T00:00:00Z">
+      <w:ins w:id="242" w:author="PR Preview" w:date="2026-01-01T00:00:00Z">
         <w:r>
           <w:t xml:space="preserve">Every hypothesis ranked at or below</w:t>
         </w:r>
       </w:ins>
-      <w:ins w:id="235" w:author="PR Preview" w:date="2026-01-01T00:00:00Z">
+      <w:ins w:id="243" w:author="PR Preview" w:date="2026-01-01T00:00:00Z">
         <w:r>
           <w:t xml:space="preserve"> </w:t>
         </w:r>
@@ -23690,37 +23740,37 @@
           </m:e>
         </m:acc>
       </m:oMath>
-      <w:ins w:id="236" w:author="PR Preview" w:date="2026-01-01T00:00:00Z">
+      <w:ins w:id="244" w:author="PR Preview" w:date="2026-01-01T00:00:00Z">
         <w:r>
           <w:t xml:space="preserve"> </w:t>
         </w:r>
       </w:ins>
-      <w:ins w:id="237" w:author="PR Preview" w:date="2026-01-01T00:00:00Z">
+      <w:ins w:id="245" w:author="PR Preview" w:date="2026-01-01T00:00:00Z">
         <w:r>
           <w:t xml:space="preserve">is rejected,</w:t>
         </w:r>
       </w:ins>
-      <w:ins w:id="238" w:author="PR Preview" w:date="2026-01-01T00:00:00Z">
+      <w:ins w:id="246" w:author="PR Preview" w:date="2026-01-01T00:00:00Z">
         <w:r>
           <w:t xml:space="preserve"> </w:t>
         </w:r>
       </w:ins>
-      <w:ins w:id="239" w:author="PR Preview" w:date="2026-01-01T00:00:00Z">
+      <w:ins w:id="247" w:author="PR Preview" w:date="2026-01-01T00:00:00Z">
         <w:r>
           <w:t xml:space="preserve">including those with p-values above their own thresholds.</w:t>
         </w:r>
       </w:ins>
-      <w:ins w:id="240" w:author="PR Preview" w:date="2026-01-01T00:00:00Z">
+      <w:ins w:id="248" w:author="PR Preview" w:date="2026-01-01T00:00:00Z">
         <w:r>
           <w:t xml:space="preserve"> </w:t>
         </w:r>
       </w:ins>
-      <w:ins w:id="241" w:author="PR Preview" w:date="2026-01-01T00:00:00Z">
+      <w:ins w:id="249" w:author="PR Preview" w:date="2026-01-01T00:00:00Z">
         <w:r>
           <w:t xml:space="preserve">The thresholds</w:t>
         </w:r>
       </w:ins>
-      <w:ins w:id="242" w:author="PR Preview" w:date="2026-01-01T00:00:00Z">
+      <w:ins w:id="250" w:author="PR Preview" w:date="2026-01-01T00:00:00Z">
         <w:r>
           <w:t xml:space="preserve"> </w:t>
         </w:r>
@@ -23742,17 +23792,17 @@
           <m:t>m</m:t>
         </m:r>
       </m:oMath>
-      <w:ins w:id="243" w:author="PR Preview" w:date="2026-01-01T00:00:00Z">
+      <w:ins w:id="251" w:author="PR Preview" w:date="2026-01-01T00:00:00Z">
         <w:r>
           <w:t xml:space="preserve"> </w:t>
         </w:r>
       </w:ins>
-      <w:ins w:id="244" w:author="PR Preview" w:date="2026-01-01T00:00:00Z">
+      <w:ins w:id="252" w:author="PR Preview" w:date="2026-01-01T00:00:00Z">
         <w:r>
           <w:t xml:space="preserve">grow with the rank</w:t>
         </w:r>
       </w:ins>
-      <w:ins w:id="245" w:author="PR Preview" w:date="2026-01-01T00:00:00Z">
+      <w:ins w:id="253" w:author="PR Preview" w:date="2026-01-01T00:00:00Z">
         <w:r>
           <w:t xml:space="preserve"> </w:t>
         </w:r>
@@ -23762,22 +23812,22 @@
           <m:t>k</m:t>
         </m:r>
       </m:oMath>
-      <w:ins w:id="246" w:author="PR Preview" w:date="2026-01-01T00:00:00Z">
+      <w:ins w:id="254" w:author="PR Preview" w:date="2026-01-01T00:00:00Z">
         <w:r>
           <w:t xml:space="preserve">,</w:t>
         </w:r>
       </w:ins>
-      <w:ins w:id="247" w:author="PR Preview" w:date="2026-01-01T00:00:00Z">
+      <w:ins w:id="255" w:author="PR Preview" w:date="2026-01-01T00:00:00Z">
         <w:r>
           <w:t xml:space="preserve"> </w:t>
         </w:r>
       </w:ins>
-      <w:ins w:id="248" w:author="PR Preview" w:date="2026-01-01T00:00:00Z">
+      <w:ins w:id="256" w:author="PR Preview" w:date="2026-01-01T00:00:00Z">
         <w:r>
           <w:t xml:space="preserve">and the smallest,</w:t>
         </w:r>
       </w:ins>
-      <w:ins w:id="249" w:author="PR Preview" w:date="2026-01-01T00:00:00Z">
+      <w:ins w:id="257" w:author="PR Preview" w:date="2026-01-01T00:00:00Z">
         <w:r>
           <w:t xml:space="preserve"> </w:t>
         </w:r>
@@ -23796,22 +23846,22 @@
           <m:t>m</m:t>
         </m:r>
       </m:oMath>
-      <w:ins w:id="250" w:author="PR Preview" w:date="2026-01-01T00:00:00Z">
+      <w:ins w:id="258" w:author="PR Preview" w:date="2026-01-01T00:00:00Z">
         <w:r>
           <w:t xml:space="preserve">, equals the Bonferroni threshold,</w:t>
         </w:r>
       </w:ins>
-      <w:ins w:id="251" w:author="PR Preview" w:date="2026-01-01T00:00:00Z">
+      <w:ins w:id="259" w:author="PR Preview" w:date="2026-01-01T00:00:00Z">
         <w:r>
           <w:t xml:space="preserve"> </w:t>
         </w:r>
       </w:ins>
-      <w:ins w:id="252" w:author="PR Preview" w:date="2026-01-01T00:00:00Z">
+      <w:ins w:id="260" w:author="PR Preview" w:date="2026-01-01T00:00:00Z">
         <w:r>
           <w:t xml:space="preserve">so BH rejects every hypothesis that the Bonferroni correction rejects at level</w:t>
         </w:r>
       </w:ins>
-      <w:ins w:id="253" w:author="PR Preview" w:date="2026-01-01T00:00:00Z">
+      <w:ins w:id="261" w:author="PR Preview" w:date="2026-01-01T00:00:00Z">
         <w:r>
           <w:t xml:space="preserve"> </w:t>
         </w:r>
@@ -23830,7 +23880,7 @@
           <m:t>q</m:t>
         </m:r>
       </m:oMath>
-      <w:ins w:id="254" w:author="PR Preview" w:date="2026-01-01T00:00:00Z">
+      <w:ins w:id="262" w:author="PR Preview" w:date="2026-01-01T00:00:00Z">
         <w:r>
           <w:t xml:space="preserve">.</w:t>
         </w:r>
@@ -26010,7 +26060,7 @@
       <w:pPr>
         <w:pStyle w:val="FirstParagraph"/>
       </w:pPr>
-      <w:del w:id="255" w:author="PR Preview" w:date="2026-01-01T00:00:00Z">
+      <w:del w:id="263" w:author="PR Preview" w:date="2026-01-01T00:00:00Z">
         <w:r>
           <w:rPr>
             <w:i/>
@@ -26019,47 +26069,47 @@
           <w:delText xml:space="preserve">Remark 10</w:delText>
         </w:r>
       </w:del>
-      <w:del w:id="256" w:author="PR Preview" w:date="2026-01-01T00:00:00Z">
+      <w:del w:id="264" w:author="PR Preview" w:date="2026-01-01T00:00:00Z">
         <w:r>
           <w:delText xml:space="preserve"> (Source: The BH procedure controls the FDR under independence). </w:delText>
         </w:r>
       </w:del>
-      <w:del w:id="257" w:author="PR Preview" w:date="2026-01-01T00:00:00Z">
+      <w:del w:id="265" w:author="PR Preview" w:date="2026-01-01T00:00:00Z">
         <w:r>
           <w:delText xml:space="preserve">Benjamini and Hochberg</w:delText>
         </w:r>
       </w:del>
-      <w:del w:id="258" w:author="PR Preview" w:date="2026-01-01T00:00:00Z">
+      <w:del w:id="266" w:author="PR Preview" w:date="2026-01-01T00:00:00Z">
         <w:r>
           <w:delText xml:space="preserve"> </w:delText>
         </w:r>
       </w:del>
-      <w:del w:id="259" w:author="PR Preview" w:date="2026-01-01T00:00:00Z">
+      <w:del w:id="267" w:author="PR Preview" w:date="2026-01-01T00:00:00Z">
         <w:r>
           <w:delText xml:space="preserve">(1995)</w:delText>
         </w:r>
       </w:del>
-      <w:del w:id="260" w:author="PR Preview" w:date="2026-01-01T00:00:00Z">
+      <w:del w:id="268" w:author="PR Preview" w:date="2026-01-01T00:00:00Z">
         <w:r>
           <w:delText xml:space="preserve">,</w:delText>
         </w:r>
       </w:del>
-      <w:del w:id="261" w:author="PR Preview" w:date="2026-01-01T00:00:00Z">
+      <w:del w:id="269" w:author="PR Preview" w:date="2026-01-01T00:00:00Z">
         <w:r>
           <w:delText xml:space="preserve"> </w:delText>
         </w:r>
       </w:del>
-      <w:del w:id="262" w:author="PR Preview" w:date="2026-01-01T00:00:00Z">
+      <w:del w:id="270" w:author="PR Preview" w:date="2026-01-01T00:00:00Z">
         <w:r>
           <w:delText xml:space="preserve">which proves the result for any configuration of false null hypotheses.</w:delText>
         </w:r>
       </w:del>
-      <w:del w:id="263" w:author="PR Preview" w:date="2026-01-01T00:00:00Z">
+      <w:del w:id="271" w:author="PR Preview" w:date="2026-01-01T00:00:00Z">
         <w:r>
           <w:delText xml:space="preserve"> </w:delText>
         </w:r>
       </w:del>
-      <w:del w:id="264" w:author="PR Preview" w:date="2026-01-01T00:00:00Z">
+      <w:del w:id="272" w:author="PR Preview" w:date="2026-01-01T00:00:00Z">
         <w:r>
           <w:delText xml:space="preserve">The proof is omitted here.</w:delText>
         </w:r>
@@ -26069,7 +26119,7 @@
       <w:pPr>
         <w:pStyle w:val="FirstParagraph"/>
       </w:pPr>
-      <w:ins w:id="265" w:author="PR Preview" w:date="2026-01-01T00:00:00Z">
+      <w:ins w:id="273" w:author="PR Preview" w:date="2026-01-01T00:00:00Z">
         <w:r>
           <w:rPr>
             <w:i/>
@@ -26078,47 +26128,47 @@
           <w:t xml:space="preserve">Remark 7</w:t>
         </w:r>
       </w:ins>
-      <w:ins w:id="266" w:author="PR Preview" w:date="2026-01-01T00:00:00Z">
+      <w:ins w:id="274" w:author="PR Preview" w:date="2026-01-01T00:00:00Z">
         <w:r>
           <w:t xml:space="preserve"> (Source: The BH procedure controls the FDR under independence). </w:t>
         </w:r>
       </w:ins>
-      <w:ins w:id="267" w:author="PR Preview" w:date="2026-01-01T00:00:00Z">
+      <w:ins w:id="275" w:author="PR Preview" w:date="2026-01-01T00:00:00Z">
         <w:r>
           <w:t xml:space="preserve">Benjamini and Hochberg</w:t>
         </w:r>
       </w:ins>
-      <w:ins w:id="268" w:author="PR Preview" w:date="2026-01-01T00:00:00Z">
+      <w:ins w:id="276" w:author="PR Preview" w:date="2026-01-01T00:00:00Z">
         <w:r>
           <w:t xml:space="preserve"> </w:t>
         </w:r>
       </w:ins>
-      <w:ins w:id="269" w:author="PR Preview" w:date="2026-01-01T00:00:00Z">
+      <w:ins w:id="277" w:author="PR Preview" w:date="2026-01-01T00:00:00Z">
         <w:r>
           <w:t xml:space="preserve">(1995)</w:t>
         </w:r>
       </w:ins>
-      <w:ins w:id="270" w:author="PR Preview" w:date="2026-01-01T00:00:00Z">
+      <w:ins w:id="278" w:author="PR Preview" w:date="2026-01-01T00:00:00Z">
         <w:r>
           <w:t xml:space="preserve">,</w:t>
         </w:r>
       </w:ins>
-      <w:ins w:id="271" w:author="PR Preview" w:date="2026-01-01T00:00:00Z">
+      <w:ins w:id="279" w:author="PR Preview" w:date="2026-01-01T00:00:00Z">
         <w:r>
           <w:t xml:space="preserve"> </w:t>
         </w:r>
       </w:ins>
-      <w:ins w:id="272" w:author="PR Preview" w:date="2026-01-01T00:00:00Z">
+      <w:ins w:id="280" w:author="PR Preview" w:date="2026-01-01T00:00:00Z">
         <w:r>
           <w:t xml:space="preserve">which proves the result for any configuration of false null hypotheses.</w:t>
         </w:r>
       </w:ins>
-      <w:ins w:id="273" w:author="PR Preview" w:date="2026-01-01T00:00:00Z">
+      <w:ins w:id="281" w:author="PR Preview" w:date="2026-01-01T00:00:00Z">
         <w:r>
           <w:t xml:space="preserve"> </w:t>
         </w:r>
       </w:ins>
-      <w:ins w:id="274" w:author="PR Preview" w:date="2026-01-01T00:00:00Z">
+      <w:ins w:id="282" w:author="PR Preview" w:date="2026-01-01T00:00:00Z">
         <w:r>
           <w:t xml:space="preserve">The proof is omitted here.</w:t>
         </w:r>
@@ -26489,7 +26539,7 @@
       <w:pPr>
         <w:pStyle w:val="BodyText"/>
       </w:pPr>
-      <w:del w:id="275" w:author="PR Preview" w:date="2026-01-01T00:00:00Z">
+      <w:del w:id="283" w:author="PR Preview" w:date="2026-01-01T00:00:00Z">
         <w:r>
           <w:rPr>
             <w:i/>
@@ -26498,33 +26548,33 @@
           <w:delText xml:space="preserve">Remark 11</w:delText>
         </w:r>
       </w:del>
-      <w:del w:id="276" w:author="PR Preview" w:date="2026-01-01T00:00:00Z">
+      <w:del w:id="284" w:author="PR Preview" w:date="2026-01-01T00:00:00Z">
         <w:r>
           <w:delText xml:space="preserve"> (BH under dependence). </w:delText>
         </w:r>
       </w:del>
-      <w:del w:id="277" w:author="PR Preview" w:date="2026-01-01T00:00:00Z">
+      <w:del w:id="285" w:author="PR Preview" w:date="2026-01-01T00:00:00Z">
         <w:r>
           <w:delText xml:space="preserve">Gene expression levels are usually correlated,</w:delText>
         </w:r>
       </w:del>
-      <w:del w:id="278" w:author="PR Preview" w:date="2026-01-01T00:00:00Z">
+      <w:del w:id="286" w:author="PR Preview" w:date="2026-01-01T00:00:00Z">
         <w:r>
           <w:delText xml:space="preserve"> </w:delText>
         </w:r>
       </w:del>
-      <w:del w:id="279" w:author="PR Preview" w:date="2026-01-01T00:00:00Z">
+      <w:del w:id="287" w:author="PR Preview" w:date="2026-01-01T00:00:00Z">
         <w:r>
           <w:delText xml:space="preserve">and</w:delText>
         </w:r>
       </w:del>
-      <w:del w:id="280" w:author="PR Preview" w:date="2026-01-01T00:00:00Z">
+      <w:del w:id="288" w:author="PR Preview" w:date="2026-01-01T00:00:00Z">
         <w:r>
           <w:delText xml:space="preserve"> </w:delText>
         </w:r>
       </w:del>
       <w:hyperlink w:anchor="thm-bh-fdr">
-        <w:del w:id="281" w:author="PR Preview" w:date="2026-01-01T00:00:00Z">
+        <w:del w:id="289" w:author="PR Preview" w:date="2026-01-01T00:00:00Z">
           <w:r>
             <w:rPr>
               <w:rStyle w:val="Hyperlink"/>
@@ -26533,37 +26583,37 @@
           </w:r>
         </w:del>
       </w:hyperlink>
-      <w:del w:id="282" w:author="PR Preview" w:date="2026-01-01T00:00:00Z">
+      <w:del w:id="290" w:author="PR Preview" w:date="2026-01-01T00:00:00Z">
         <w:r>
           <w:delText xml:space="preserve"> </w:delText>
         </w:r>
       </w:del>
-      <w:del w:id="283" w:author="PR Preview" w:date="2026-01-01T00:00:00Z">
+      <w:del w:id="291" w:author="PR Preview" w:date="2026-01-01T00:00:00Z">
         <w:r>
           <w:delText xml:space="preserve">assumes independence.</w:delText>
         </w:r>
       </w:del>
-      <w:del w:id="284" w:author="PR Preview" w:date="2026-01-01T00:00:00Z">
+      <w:del w:id="292" w:author="PR Preview" w:date="2026-01-01T00:00:00Z">
         <w:r>
           <w:delText xml:space="preserve"> </w:delText>
         </w:r>
       </w:del>
-      <w:del w:id="285" w:author="PR Preview" w:date="2026-01-01T00:00:00Z">
+      <w:del w:id="293" w:author="PR Preview" w:date="2026-01-01T00:00:00Z">
         <w:r>
           <w:delText xml:space="preserve">Benjamini and Yekutieli (2001)</w:delText>
         </w:r>
       </w:del>
-      <w:del w:id="286" w:author="PR Preview" w:date="2026-01-01T00:00:00Z">
+      <w:del w:id="294" w:author="PR Preview" w:date="2026-01-01T00:00:00Z">
         <w:r>
           <w:delText xml:space="preserve"> </w:delText>
         </w:r>
       </w:del>
-      <w:del w:id="287" w:author="PR Preview" w:date="2026-01-01T00:00:00Z">
+      <w:del w:id="295" w:author="PR Preview" w:date="2026-01-01T00:00:00Z">
         <w:r>
           <w:delText xml:space="preserve">proved that BH still controls the FDR at level</w:delText>
         </w:r>
       </w:del>
-      <w:del w:id="288" w:author="PR Preview" w:date="2026-01-01T00:00:00Z">
+      <w:del w:id="296" w:author="PR Preview" w:date="2026-01-01T00:00:00Z">
         <w:r>
           <w:delText xml:space="preserve"> </w:delText>
         </w:r>
@@ -26573,27 +26623,27 @@
           <m:t>q</m:t>
         </m:r>
       </m:oMath>
-      <w:del w:id="289" w:author="PR Preview" w:date="2026-01-01T00:00:00Z">
+      <w:del w:id="297" w:author="PR Preview" w:date="2026-01-01T00:00:00Z">
         <w:r>
           <w:delText xml:space="preserve"> </w:delText>
         </w:r>
       </w:del>
-      <w:del w:id="290" w:author="PR Preview" w:date="2026-01-01T00:00:00Z">
+      <w:del w:id="298" w:author="PR Preview" w:date="2026-01-01T00:00:00Z">
         <w:r>
           <w:delText xml:space="preserve">under a form of positive dependence among the p-values,</w:delText>
         </w:r>
       </w:del>
-      <w:del w:id="291" w:author="PR Preview" w:date="2026-01-01T00:00:00Z">
+      <w:del w:id="299" w:author="PR Preview" w:date="2026-01-01T00:00:00Z">
         <w:r>
           <w:delText xml:space="preserve"> </w:delText>
         </w:r>
       </w:del>
-      <w:del w:id="292" w:author="PR Preview" w:date="2026-01-01T00:00:00Z">
+      <w:del w:id="300" w:author="PR Preview" w:date="2026-01-01T00:00:00Z">
         <w:r>
           <w:delText xml:space="preserve">and that the procedure run at level</w:delText>
         </w:r>
       </w:del>
-      <w:del w:id="293" w:author="PR Preview" w:date="2026-01-01T00:00:00Z">
+      <w:del w:id="301" w:author="PR Preview" w:date="2026-01-01T00:00:00Z">
         <w:r>
           <w:delText xml:space="preserve"> </w:delText>
         </w:r>
@@ -26662,52 +26712,52 @@
           <m:t>)</m:t>
         </m:r>
       </m:oMath>
-      <w:del w:id="294" w:author="PR Preview" w:date="2026-01-01T00:00:00Z">
-        <w:r>
-          <w:delText xml:space="preserve"> </w:delText>
-        </w:r>
-      </w:del>
-      <w:del w:id="295" w:author="PR Preview" w:date="2026-01-01T00:00:00Z">
-        <w:r>
-          <w:delText xml:space="preserve">controls it under any dependence.</w:delText>
-        </w:r>
-      </w:del>
-      <w:del w:id="296" w:author="PR Preview" w:date="2026-01-01T00:00:00Z">
-        <w:r>
-          <w:delText xml:space="preserve"> </w:delText>
-        </w:r>
-      </w:del>
-      <w:del w:id="297" w:author="PR Preview" w:date="2026-01-01T00:00:00Z">
-        <w:r>
-          <w:delText xml:space="preserve">James et al. (2021, ch. 13)</w:delText>
-        </w:r>
-      </w:del>
-      <w:del w:id="298" w:author="PR Preview" w:date="2026-01-01T00:00:00Z">
-        <w:r>
-          <w:delText xml:space="preserve"> </w:delText>
-        </w:r>
-      </w:del>
-      <w:del w:id="299" w:author="PR Preview" w:date="2026-01-01T00:00:00Z">
-        <w:r>
-          <w:delText xml:space="preserve">and</w:delText>
-        </w:r>
-      </w:del>
-      <w:del w:id="300" w:author="PR Preview" w:date="2026-01-01T00:00:00Z">
-        <w:r>
-          <w:delText xml:space="preserve"> </w:delText>
-        </w:r>
-      </w:del>
-      <w:del w:id="301" w:author="PR Preview" w:date="2026-01-01T00:00:00Z">
-        <w:r>
-          <w:delText xml:space="preserve">Efron and Hastie (2016, ch. 15)</w:delText>
-        </w:r>
-      </w:del>
       <w:del w:id="302" w:author="PR Preview" w:date="2026-01-01T00:00:00Z">
         <w:r>
           <w:delText xml:space="preserve"> </w:delText>
         </w:r>
       </w:del>
       <w:del w:id="303" w:author="PR Preview" w:date="2026-01-01T00:00:00Z">
+        <w:r>
+          <w:delText xml:space="preserve">controls it under any dependence.</w:delText>
+        </w:r>
+      </w:del>
+      <w:del w:id="304" w:author="PR Preview" w:date="2026-01-01T00:00:00Z">
+        <w:r>
+          <w:delText xml:space="preserve"> </w:delText>
+        </w:r>
+      </w:del>
+      <w:del w:id="305" w:author="PR Preview" w:date="2026-01-01T00:00:00Z">
+        <w:r>
+          <w:delText xml:space="preserve">James et al. (2021, ch. 13)</w:delText>
+        </w:r>
+      </w:del>
+      <w:del w:id="306" w:author="PR Preview" w:date="2026-01-01T00:00:00Z">
+        <w:r>
+          <w:delText xml:space="preserve"> </w:delText>
+        </w:r>
+      </w:del>
+      <w:del w:id="307" w:author="PR Preview" w:date="2026-01-01T00:00:00Z">
+        <w:r>
+          <w:delText xml:space="preserve">and</w:delText>
+        </w:r>
+      </w:del>
+      <w:del w:id="308" w:author="PR Preview" w:date="2026-01-01T00:00:00Z">
+        <w:r>
+          <w:delText xml:space="preserve"> </w:delText>
+        </w:r>
+      </w:del>
+      <w:del w:id="309" w:author="PR Preview" w:date="2026-01-01T00:00:00Z">
+        <w:r>
+          <w:delText xml:space="preserve">Efron and Hastie (2016, ch. 15)</w:delText>
+        </w:r>
+      </w:del>
+      <w:del w:id="310" w:author="PR Preview" w:date="2026-01-01T00:00:00Z">
+        <w:r>
+          <w:delText xml:space="preserve"> </w:delText>
+        </w:r>
+      </w:del>
+      <w:del w:id="311" w:author="PR Preview" w:date="2026-01-01T00:00:00Z">
         <w:r>
           <w:delText xml:space="preserve">discuss the procedure in practice.</w:delText>
         </w:r>
@@ -26717,7 +26767,7 @@
       <w:pPr>
         <w:pStyle w:val="BodyText"/>
       </w:pPr>
-      <w:ins w:id="304" w:author="PR Preview" w:date="2026-01-01T00:00:00Z">
+      <w:ins w:id="312" w:author="PR Preview" w:date="2026-01-01T00:00:00Z">
         <w:r>
           <w:rPr>
             <w:i/>
@@ -26726,33 +26776,33 @@
           <w:t xml:space="preserve">Remark 8</w:t>
         </w:r>
       </w:ins>
-      <w:ins w:id="305" w:author="PR Preview" w:date="2026-01-01T00:00:00Z">
+      <w:ins w:id="313" w:author="PR Preview" w:date="2026-01-01T00:00:00Z">
         <w:r>
           <w:t xml:space="preserve"> (BH under dependence). </w:t>
         </w:r>
       </w:ins>
-      <w:ins w:id="306" w:author="PR Preview" w:date="2026-01-01T00:00:00Z">
+      <w:ins w:id="314" w:author="PR Preview" w:date="2026-01-01T00:00:00Z">
         <w:r>
           <w:t xml:space="preserve">Gene expression levels are usually correlated,</w:t>
         </w:r>
       </w:ins>
-      <w:ins w:id="307" w:author="PR Preview" w:date="2026-01-01T00:00:00Z">
+      <w:ins w:id="315" w:author="PR Preview" w:date="2026-01-01T00:00:00Z">
         <w:r>
           <w:t xml:space="preserve"> </w:t>
         </w:r>
       </w:ins>
-      <w:ins w:id="308" w:author="PR Preview" w:date="2026-01-01T00:00:00Z">
+      <w:ins w:id="316" w:author="PR Preview" w:date="2026-01-01T00:00:00Z">
         <w:r>
           <w:t xml:space="preserve">and</w:t>
         </w:r>
       </w:ins>
-      <w:ins w:id="309" w:author="PR Preview" w:date="2026-01-01T00:00:00Z">
+      <w:ins w:id="317" w:author="PR Preview" w:date="2026-01-01T00:00:00Z">
         <w:r>
           <w:t xml:space="preserve"> </w:t>
         </w:r>
       </w:ins>
       <w:hyperlink w:anchor="thm-bh-fdr">
-        <w:ins w:id="310" w:author="PR Preview" w:date="2026-01-01T00:00:00Z">
+        <w:ins w:id="318" w:author="PR Preview" w:date="2026-01-01T00:00:00Z">
           <w:r>
             <w:rPr>
               <w:rStyle w:val="Hyperlink"/>
@@ -26761,37 +26811,37 @@
           </w:r>
         </w:ins>
       </w:hyperlink>
-      <w:ins w:id="311" w:author="PR Preview" w:date="2026-01-01T00:00:00Z">
+      <w:ins w:id="319" w:author="PR Preview" w:date="2026-01-01T00:00:00Z">
         <w:r>
           <w:t xml:space="preserve"> </w:t>
         </w:r>
       </w:ins>
-      <w:ins w:id="312" w:author="PR Preview" w:date="2026-01-01T00:00:00Z">
+      <w:ins w:id="320" w:author="PR Preview" w:date="2026-01-01T00:00:00Z">
         <w:r>
           <w:t xml:space="preserve">assumes independence.</w:t>
         </w:r>
       </w:ins>
-      <w:ins w:id="313" w:author="PR Preview" w:date="2026-01-01T00:00:00Z">
+      <w:ins w:id="321" w:author="PR Preview" w:date="2026-01-01T00:00:00Z">
         <w:r>
           <w:t xml:space="preserve"> </w:t>
         </w:r>
       </w:ins>
-      <w:ins w:id="314" w:author="PR Preview" w:date="2026-01-01T00:00:00Z">
+      <w:ins w:id="322" w:author="PR Preview" w:date="2026-01-01T00:00:00Z">
         <w:r>
           <w:t xml:space="preserve">Benjamini and Yekutieli (2001)</w:t>
         </w:r>
       </w:ins>
-      <w:ins w:id="315" w:author="PR Preview" w:date="2026-01-01T00:00:00Z">
+      <w:ins w:id="323" w:author="PR Preview" w:date="2026-01-01T00:00:00Z">
         <w:r>
           <w:t xml:space="preserve"> </w:t>
         </w:r>
       </w:ins>
-      <w:ins w:id="316" w:author="PR Preview" w:date="2026-01-01T00:00:00Z">
+      <w:ins w:id="324" w:author="PR Preview" w:date="2026-01-01T00:00:00Z">
         <w:r>
           <w:t xml:space="preserve">proved that BH still controls the FDR at level</w:t>
         </w:r>
       </w:ins>
-      <w:ins w:id="317" w:author="PR Preview" w:date="2026-01-01T00:00:00Z">
+      <w:ins w:id="325" w:author="PR Preview" w:date="2026-01-01T00:00:00Z">
         <w:r>
           <w:t xml:space="preserve"> </w:t>
         </w:r>
@@ -26801,27 +26851,27 @@
           <m:t>q</m:t>
         </m:r>
       </m:oMath>
-      <w:ins w:id="318" w:author="PR Preview" w:date="2026-01-01T00:00:00Z">
+      <w:ins w:id="326" w:author="PR Preview" w:date="2026-01-01T00:00:00Z">
         <w:r>
           <w:t xml:space="preserve"> </w:t>
         </w:r>
       </w:ins>
-      <w:ins w:id="319" w:author="PR Preview" w:date="2026-01-01T00:00:00Z">
+      <w:ins w:id="327" w:author="PR Preview" w:date="2026-01-01T00:00:00Z">
         <w:r>
           <w:t xml:space="preserve">under a form of positive dependence among the p-values,</w:t>
         </w:r>
       </w:ins>
-      <w:ins w:id="320" w:author="PR Preview" w:date="2026-01-01T00:00:00Z">
+      <w:ins w:id="328" w:author="PR Preview" w:date="2026-01-01T00:00:00Z">
         <w:r>
           <w:t xml:space="preserve"> </w:t>
         </w:r>
       </w:ins>
-      <w:ins w:id="321" w:author="PR Preview" w:date="2026-01-01T00:00:00Z">
+      <w:ins w:id="329" w:author="PR Preview" w:date="2026-01-01T00:00:00Z">
         <w:r>
           <w:t xml:space="preserve">and that the procedure run at level</w:t>
         </w:r>
       </w:ins>
-      <w:ins w:id="322" w:author="PR Preview" w:date="2026-01-01T00:00:00Z">
+      <w:ins w:id="330" w:author="PR Preview" w:date="2026-01-01T00:00:00Z">
         <w:r>
           <w:t xml:space="preserve"> </w:t>
         </w:r>
@@ -26890,52 +26940,52 @@
           <m:t>)</m:t>
         </m:r>
       </m:oMath>
-      <w:ins w:id="323" w:author="PR Preview" w:date="2026-01-01T00:00:00Z">
-        <w:r>
-          <w:t xml:space="preserve"> </w:t>
-        </w:r>
-      </w:ins>
-      <w:ins w:id="324" w:author="PR Preview" w:date="2026-01-01T00:00:00Z">
-        <w:r>
-          <w:t xml:space="preserve">controls it under any dependence.</w:t>
-        </w:r>
-      </w:ins>
-      <w:ins w:id="325" w:author="PR Preview" w:date="2026-01-01T00:00:00Z">
-        <w:r>
-          <w:t xml:space="preserve"> </w:t>
-        </w:r>
-      </w:ins>
-      <w:ins w:id="326" w:author="PR Preview" w:date="2026-01-01T00:00:00Z">
-        <w:r>
-          <w:t xml:space="preserve">James et al. (2021, ch. 13)</w:t>
-        </w:r>
-      </w:ins>
-      <w:ins w:id="327" w:author="PR Preview" w:date="2026-01-01T00:00:00Z">
-        <w:r>
-          <w:t xml:space="preserve"> </w:t>
-        </w:r>
-      </w:ins>
-      <w:ins w:id="328" w:author="PR Preview" w:date="2026-01-01T00:00:00Z">
-        <w:r>
-          <w:t xml:space="preserve">and</w:t>
-        </w:r>
-      </w:ins>
-      <w:ins w:id="329" w:author="PR Preview" w:date="2026-01-01T00:00:00Z">
-        <w:r>
-          <w:t xml:space="preserve"> </w:t>
-        </w:r>
-      </w:ins>
-      <w:ins w:id="330" w:author="PR Preview" w:date="2026-01-01T00:00:00Z">
-        <w:r>
-          <w:t xml:space="preserve">Efron and Hastie (2016, ch. 15)</w:t>
-        </w:r>
-      </w:ins>
       <w:ins w:id="331" w:author="PR Preview" w:date="2026-01-01T00:00:00Z">
         <w:r>
           <w:t xml:space="preserve"> </w:t>
         </w:r>
       </w:ins>
       <w:ins w:id="332" w:author="PR Preview" w:date="2026-01-01T00:00:00Z">
+        <w:r>
+          <w:t xml:space="preserve">controls it under any dependence.</w:t>
+        </w:r>
+      </w:ins>
+      <w:ins w:id="333" w:author="PR Preview" w:date="2026-01-01T00:00:00Z">
+        <w:r>
+          <w:t xml:space="preserve"> </w:t>
+        </w:r>
+      </w:ins>
+      <w:ins w:id="334" w:author="PR Preview" w:date="2026-01-01T00:00:00Z">
+        <w:r>
+          <w:t xml:space="preserve">James et al. (2021, ch. 13)</w:t>
+        </w:r>
+      </w:ins>
+      <w:ins w:id="335" w:author="PR Preview" w:date="2026-01-01T00:00:00Z">
+        <w:r>
+          <w:t xml:space="preserve"> </w:t>
+        </w:r>
+      </w:ins>
+      <w:ins w:id="336" w:author="PR Preview" w:date="2026-01-01T00:00:00Z">
+        <w:r>
+          <w:t xml:space="preserve">and</w:t>
+        </w:r>
+      </w:ins>
+      <w:ins w:id="337" w:author="PR Preview" w:date="2026-01-01T00:00:00Z">
+        <w:r>
+          <w:t xml:space="preserve"> </w:t>
+        </w:r>
+      </w:ins>
+      <w:ins w:id="338" w:author="PR Preview" w:date="2026-01-01T00:00:00Z">
+        <w:r>
+          <w:t xml:space="preserve">Efron and Hastie (2016, ch. 15)</w:t>
+        </w:r>
+      </w:ins>
+      <w:ins w:id="339" w:author="PR Preview" w:date="2026-01-01T00:00:00Z">
+        <w:r>
+          <w:t xml:space="preserve"> </w:t>
+        </w:r>
+      </w:ins>
+      <w:ins w:id="340" w:author="PR Preview" w:date="2026-01-01T00:00:00Z">
         <w:r>
           <w:t xml:space="preserve">discuss the procedure in practice.</w:t>
         </w:r>
@@ -26958,7 +27008,7 @@
       <w:pPr>
         <w:pStyle w:val="FirstParagraph"/>
       </w:pPr>
-      <w:del w:id="333" w:author="PR Preview" w:date="2026-01-01T00:00:00Z">
+      <w:del w:id="341" w:author="PR Preview" w:date="2026-01-01T00:00:00Z">
         <w:r>
           <w:rPr>
             <w:b/>
@@ -26967,17 +27017,17 @@
           <w:delText xml:space="preserve">Definition 11 (Adjusted p-value)</w:delText>
         </w:r>
       </w:del>
-      <w:del w:id="334" w:author="PR Preview" w:date="2026-01-01T00:00:00Z">
+      <w:del w:id="342" w:author="PR Preview" w:date="2026-01-01T00:00:00Z">
         <w:r>
           <w:delText xml:space="preserve"> </w:delText>
         </w:r>
       </w:del>
-      <w:del w:id="335" w:author="PR Preview" w:date="2026-01-01T00:00:00Z">
+      <w:del w:id="343" w:author="PR Preview" w:date="2026-01-01T00:00:00Z">
         <w:r>
           <w:delText xml:space="preserve">For a multiple testing procedure that takes a level</w:delText>
         </w:r>
       </w:del>
-      <w:del w:id="336" w:author="PR Preview" w:date="2026-01-01T00:00:00Z">
+      <w:del w:id="344" w:author="PR Preview" w:date="2026-01-01T00:00:00Z">
         <w:r>
           <w:delText xml:space="preserve"> </w:delText>
         </w:r>
@@ -26987,12 +27037,12 @@
           <m:t>c</m:t>
         </m:r>
       </m:oMath>
-      <w:del w:id="337" w:author="PR Preview" w:date="2026-01-01T00:00:00Z">
+      <w:del w:id="345" w:author="PR Preview" w:date="2026-01-01T00:00:00Z">
         <w:r>
           <w:delText xml:space="preserve"> </w:delText>
         </w:r>
       </w:del>
-      <w:del w:id="338" w:author="PR Preview" w:date="2026-01-01T00:00:00Z">
+      <w:del w:id="346" w:author="PR Preview" w:date="2026-01-01T00:00:00Z">
         <w:r>
           <w:delText xml:space="preserve">(</w:delText>
         </w:r>
@@ -27002,17 +27052,17 @@
           <m:t>α</m:t>
         </m:r>
       </m:oMath>
-      <w:del w:id="339" w:author="PR Preview" w:date="2026-01-01T00:00:00Z">
+      <w:del w:id="347" w:author="PR Preview" w:date="2026-01-01T00:00:00Z">
         <w:r>
           <w:delText xml:space="preserve"> </w:delText>
         </w:r>
       </w:del>
-      <w:del w:id="340" w:author="PR Preview" w:date="2026-01-01T00:00:00Z">
+      <w:del w:id="348" w:author="PR Preview" w:date="2026-01-01T00:00:00Z">
         <w:r>
           <w:delText xml:space="preserve">for an FWER procedure,</w:delText>
         </w:r>
       </w:del>
-      <w:del w:id="341" w:author="PR Preview" w:date="2026-01-01T00:00:00Z">
+      <w:del w:id="349" w:author="PR Preview" w:date="2026-01-01T00:00:00Z">
         <w:r>
           <w:delText xml:space="preserve"> </w:delText>
         </w:r>
@@ -27022,32 +27072,32 @@
           <m:t>q</m:t>
         </m:r>
       </m:oMath>
-      <w:del w:id="342" w:author="PR Preview" w:date="2026-01-01T00:00:00Z">
+      <w:del w:id="350" w:author="PR Preview" w:date="2026-01-01T00:00:00Z">
         <w:r>
           <w:delText xml:space="preserve"> </w:delText>
         </w:r>
       </w:del>
-      <w:del w:id="343" w:author="PR Preview" w:date="2026-01-01T00:00:00Z">
+      <w:del w:id="351" w:author="PR Preview" w:date="2026-01-01T00:00:00Z">
         <w:r>
           <w:delText xml:space="preserve">for an FDR procedure),</w:delText>
         </w:r>
       </w:del>
-      <w:del w:id="344" w:author="PR Preview" w:date="2026-01-01T00:00:00Z">
+      <w:del w:id="352" w:author="PR Preview" w:date="2026-01-01T00:00:00Z">
         <w:r>
           <w:delText xml:space="preserve"> </w:delText>
         </w:r>
       </w:del>
-      <w:del w:id="345" w:author="PR Preview" w:date="2026-01-01T00:00:00Z">
+      <w:del w:id="353" w:author="PR Preview" w:date="2026-01-01T00:00:00Z">
         <w:r>
           <w:delText xml:space="preserve">the</w:delText>
         </w:r>
       </w:del>
-      <w:del w:id="346" w:author="PR Preview" w:date="2026-01-01T00:00:00Z">
+      <w:del w:id="354" w:author="PR Preview" w:date="2026-01-01T00:00:00Z">
         <w:r>
           <w:delText xml:space="preserve"> </w:delText>
         </w:r>
       </w:del>
-      <w:del w:id="347" w:author="PR Preview" w:date="2026-01-01T00:00:00Z">
+      <w:del w:id="355" w:author="PR Preview" w:date="2026-01-01T00:00:00Z">
         <w:r>
           <w:rPr>
             <w:b/>
@@ -27056,7 +27106,7 @@
           <w:delText xml:space="preserve">adjusted p-value</w:delText>
         </w:r>
       </w:del>
-      <w:del w:id="348" w:author="PR Preview" w:date="2026-01-01T00:00:00Z">
+      <w:del w:id="356" w:author="PR Preview" w:date="2026-01-01T00:00:00Z">
         <w:r>
           <w:delText xml:space="preserve"> </w:delText>
         </w:r>
@@ -27082,17 +27132,17 @@
           </m:sub>
         </m:sSub>
       </m:oMath>
-      <w:del w:id="349" w:author="PR Preview" w:date="2026-01-01T00:00:00Z">
+      <w:del w:id="357" w:author="PR Preview" w:date="2026-01-01T00:00:00Z">
         <w:r>
           <w:delText xml:space="preserve"> </w:delText>
         </w:r>
       </w:del>
-      <w:del w:id="350" w:author="PR Preview" w:date="2026-01-01T00:00:00Z">
+      <w:del w:id="358" w:author="PR Preview" w:date="2026-01-01T00:00:00Z">
         <w:r>
           <w:delText xml:space="preserve">of</w:delText>
         </w:r>
       </w:del>
-      <w:del w:id="351" w:author="PR Preview" w:date="2026-01-01T00:00:00Z">
+      <w:del w:id="359" w:author="PR Preview" w:date="2026-01-01T00:00:00Z">
         <w:r>
           <w:delText xml:space="preserve"> </w:delText>
         </w:r>
@@ -27111,17 +27161,17 @@
           </m:sub>
         </m:sSub>
       </m:oMath>
-      <w:del w:id="352" w:author="PR Preview" w:date="2026-01-01T00:00:00Z">
+      <w:del w:id="360" w:author="PR Preview" w:date="2026-01-01T00:00:00Z">
         <w:r>
           <w:delText xml:space="preserve"> </w:delText>
         </w:r>
       </w:del>
-      <w:del w:id="353" w:author="PR Preview" w:date="2026-01-01T00:00:00Z">
+      <w:del w:id="361" w:author="PR Preview" w:date="2026-01-01T00:00:00Z">
         <w:r>
           <w:delText xml:space="preserve">is the smallest level at which the procedure rejects</w:delText>
         </w:r>
       </w:del>
-      <w:del w:id="354" w:author="PR Preview" w:date="2026-01-01T00:00:00Z">
+      <w:del w:id="362" w:author="PR Preview" w:date="2026-01-01T00:00:00Z">
         <w:r>
           <w:delText xml:space="preserve"> </w:delText>
         </w:r>
@@ -27140,22 +27190,22 @@
           </m:sub>
         </m:sSub>
       </m:oMath>
-      <w:del w:id="355" w:author="PR Preview" w:date="2026-01-01T00:00:00Z">
+      <w:del w:id="363" w:author="PR Preview" w:date="2026-01-01T00:00:00Z">
         <w:r>
           <w:delText xml:space="preserve">,</w:delText>
         </w:r>
       </w:del>
-      <w:del w:id="356" w:author="PR Preview" w:date="2026-01-01T00:00:00Z">
+      <w:del w:id="364" w:author="PR Preview" w:date="2026-01-01T00:00:00Z">
         <w:r>
           <w:delText xml:space="preserve"> </w:delText>
         </w:r>
       </w:del>
-      <w:del w:id="357" w:author="PR Preview" w:date="2026-01-01T00:00:00Z">
+      <w:del w:id="365" w:author="PR Preview" w:date="2026-01-01T00:00:00Z">
         <w:r>
           <w:delText xml:space="preserve">or</w:delText>
         </w:r>
       </w:del>
-      <w:del w:id="358" w:author="PR Preview" w:date="2026-01-01T00:00:00Z">
+      <w:del w:id="366" w:author="PR Preview" w:date="2026-01-01T00:00:00Z">
         <w:r>
           <w:delText xml:space="preserve"> </w:delText>
         </w:r>
@@ -27165,12 +27215,12 @@
           <m:t>1</m:t>
         </m:r>
       </m:oMath>
-      <w:del w:id="359" w:author="PR Preview" w:date="2026-01-01T00:00:00Z">
+      <w:del w:id="367" w:author="PR Preview" w:date="2026-01-01T00:00:00Z">
         <w:r>
           <w:delText xml:space="preserve"> </w:delText>
         </w:r>
       </w:del>
-      <w:del w:id="360" w:author="PR Preview" w:date="2026-01-01T00:00:00Z">
+      <w:del w:id="368" w:author="PR Preview" w:date="2026-01-01T00:00:00Z">
         <w:r>
           <w:delText xml:space="preserve">if there is none:</w:delText>
         </w:r>
@@ -27180,7 +27230,7 @@
       <w:pPr>
         <w:pStyle w:val="FirstParagraph"/>
       </w:pPr>
-      <w:ins w:id="361" w:author="PR Preview" w:date="2026-01-01T00:00:00Z">
+      <w:ins w:id="369" w:author="PR Preview" w:date="2026-01-01T00:00:00Z">
         <w:r>
           <w:rPr>
             <w:b/>
@@ -27189,17 +27239,17 @@
           <w:t xml:space="preserve">Definition 13 (Adjusted p-value)</w:t>
         </w:r>
       </w:ins>
-      <w:ins w:id="362" w:author="PR Preview" w:date="2026-01-01T00:00:00Z">
+      <w:ins w:id="370" w:author="PR Preview" w:date="2026-01-01T00:00:00Z">
         <w:r>
           <w:t xml:space="preserve"> </w:t>
         </w:r>
       </w:ins>
-      <w:ins w:id="363" w:author="PR Preview" w:date="2026-01-01T00:00:00Z">
+      <w:ins w:id="371" w:author="PR Preview" w:date="2026-01-01T00:00:00Z">
         <w:r>
           <w:t xml:space="preserve">For a multiple testing procedure that takes a level</w:t>
         </w:r>
       </w:ins>
-      <w:ins w:id="364" w:author="PR Preview" w:date="2026-01-01T00:00:00Z">
+      <w:ins w:id="372" w:author="PR Preview" w:date="2026-01-01T00:00:00Z">
         <w:r>
           <w:t xml:space="preserve"> </w:t>
         </w:r>
@@ -27209,12 +27259,12 @@
           <m:t>c</m:t>
         </m:r>
       </m:oMath>
-      <w:ins w:id="365" w:author="PR Preview" w:date="2026-01-01T00:00:00Z">
+      <w:ins w:id="373" w:author="PR Preview" w:date="2026-01-01T00:00:00Z">
         <w:r>
           <w:t xml:space="preserve"> </w:t>
         </w:r>
       </w:ins>
-      <w:ins w:id="366" w:author="PR Preview" w:date="2026-01-01T00:00:00Z">
+      <w:ins w:id="374" w:author="PR Preview" w:date="2026-01-01T00:00:00Z">
         <w:r>
           <w:t xml:space="preserve">(</w:t>
         </w:r>
@@ -27224,17 +27274,17 @@
           <m:t>α</m:t>
         </m:r>
       </m:oMath>
-      <w:ins w:id="367" w:author="PR Preview" w:date="2026-01-01T00:00:00Z">
+      <w:ins w:id="375" w:author="PR Preview" w:date="2026-01-01T00:00:00Z">
         <w:r>
           <w:t xml:space="preserve"> </w:t>
         </w:r>
       </w:ins>
-      <w:ins w:id="368" w:author="PR Preview" w:date="2026-01-01T00:00:00Z">
+      <w:ins w:id="376" w:author="PR Preview" w:date="2026-01-01T00:00:00Z">
         <w:r>
           <w:t xml:space="preserve">for an FWER procedure,</w:t>
         </w:r>
       </w:ins>
-      <w:ins w:id="369" w:author="PR Preview" w:date="2026-01-01T00:00:00Z">
+      <w:ins w:id="377" w:author="PR Preview" w:date="2026-01-01T00:00:00Z">
         <w:r>
           <w:t xml:space="preserve"> </w:t>
         </w:r>
@@ -27244,32 +27294,32 @@
           <m:t>q</m:t>
         </m:r>
       </m:oMath>
-      <w:ins w:id="370" w:author="PR Preview" w:date="2026-01-01T00:00:00Z">
+      <w:ins w:id="378" w:author="PR Preview" w:date="2026-01-01T00:00:00Z">
         <w:r>
           <w:t xml:space="preserve"> </w:t>
         </w:r>
       </w:ins>
-      <w:ins w:id="371" w:author="PR Preview" w:date="2026-01-01T00:00:00Z">
+      <w:ins w:id="379" w:author="PR Preview" w:date="2026-01-01T00:00:00Z">
         <w:r>
           <w:t xml:space="preserve">for an FDR procedure),</w:t>
         </w:r>
       </w:ins>
-      <w:ins w:id="372" w:author="PR Preview" w:date="2026-01-01T00:00:00Z">
+      <w:ins w:id="380" w:author="PR Preview" w:date="2026-01-01T00:00:00Z">
         <w:r>
           <w:t xml:space="preserve"> </w:t>
         </w:r>
       </w:ins>
-      <w:ins w:id="373" w:author="PR Preview" w:date="2026-01-01T00:00:00Z">
+      <w:ins w:id="381" w:author="PR Preview" w:date="2026-01-01T00:00:00Z">
         <w:r>
           <w:t xml:space="preserve">the</w:t>
         </w:r>
       </w:ins>
-      <w:ins w:id="374" w:author="PR Preview" w:date="2026-01-01T00:00:00Z">
+      <w:ins w:id="382" w:author="PR Preview" w:date="2026-01-01T00:00:00Z">
         <w:r>
           <w:t xml:space="preserve"> </w:t>
         </w:r>
       </w:ins>
-      <w:ins w:id="375" w:author="PR Preview" w:date="2026-01-01T00:00:00Z">
+      <w:ins w:id="383" w:author="PR Preview" w:date="2026-01-01T00:00:00Z">
         <w:r>
           <w:rPr>
             <w:b/>
@@ -27278,7 +27328,7 @@
           <w:t xml:space="preserve">adjusted p-value</w:t>
         </w:r>
       </w:ins>
-      <w:ins w:id="376" w:author="PR Preview" w:date="2026-01-01T00:00:00Z">
+      <w:ins w:id="384" w:author="PR Preview" w:date="2026-01-01T00:00:00Z">
         <w:r>
           <w:t xml:space="preserve"> </w:t>
         </w:r>
@@ -27304,17 +27354,17 @@
           </m:sub>
         </m:sSub>
       </m:oMath>
-      <w:ins w:id="377" w:author="PR Preview" w:date="2026-01-01T00:00:00Z">
+      <w:ins w:id="385" w:author="PR Preview" w:date="2026-01-01T00:00:00Z">
         <w:r>
           <w:t xml:space="preserve"> </w:t>
         </w:r>
       </w:ins>
-      <w:ins w:id="378" w:author="PR Preview" w:date="2026-01-01T00:00:00Z">
+      <w:ins w:id="386" w:author="PR Preview" w:date="2026-01-01T00:00:00Z">
         <w:r>
           <w:t xml:space="preserve">of</w:t>
         </w:r>
       </w:ins>
-      <w:ins w:id="379" w:author="PR Preview" w:date="2026-01-01T00:00:00Z">
+      <w:ins w:id="387" w:author="PR Preview" w:date="2026-01-01T00:00:00Z">
         <w:r>
           <w:t xml:space="preserve"> </w:t>
         </w:r>
@@ -27333,17 +27383,17 @@
           </m:sub>
         </m:sSub>
       </m:oMath>
-      <w:ins w:id="380" w:author="PR Preview" w:date="2026-01-01T00:00:00Z">
+      <w:ins w:id="388" w:author="PR Preview" w:date="2026-01-01T00:00:00Z">
         <w:r>
           <w:t xml:space="preserve"> </w:t>
         </w:r>
       </w:ins>
-      <w:ins w:id="381" w:author="PR Preview" w:date="2026-01-01T00:00:00Z">
+      <w:ins w:id="389" w:author="PR Preview" w:date="2026-01-01T00:00:00Z">
         <w:r>
           <w:t xml:space="preserve">is the smallest level at which the procedure rejects</w:t>
         </w:r>
       </w:ins>
-      <w:ins w:id="382" w:author="PR Preview" w:date="2026-01-01T00:00:00Z">
+      <w:ins w:id="390" w:author="PR Preview" w:date="2026-01-01T00:00:00Z">
         <w:r>
           <w:t xml:space="preserve"> </w:t>
         </w:r>
@@ -27362,22 +27412,22 @@
           </m:sub>
         </m:sSub>
       </m:oMath>
-      <w:ins w:id="383" w:author="PR Preview" w:date="2026-01-01T00:00:00Z">
+      <w:ins w:id="391" w:author="PR Preview" w:date="2026-01-01T00:00:00Z">
         <w:r>
           <w:t xml:space="preserve">,</w:t>
         </w:r>
       </w:ins>
-      <w:ins w:id="384" w:author="PR Preview" w:date="2026-01-01T00:00:00Z">
+      <w:ins w:id="392" w:author="PR Preview" w:date="2026-01-01T00:00:00Z">
         <w:r>
           <w:t xml:space="preserve"> </w:t>
         </w:r>
       </w:ins>
-      <w:ins w:id="385" w:author="PR Preview" w:date="2026-01-01T00:00:00Z">
+      <w:ins w:id="393" w:author="PR Preview" w:date="2026-01-01T00:00:00Z">
         <w:r>
           <w:t xml:space="preserve">or</w:t>
         </w:r>
       </w:ins>
-      <w:ins w:id="386" w:author="PR Preview" w:date="2026-01-01T00:00:00Z">
+      <w:ins w:id="394" w:author="PR Preview" w:date="2026-01-01T00:00:00Z">
         <w:r>
           <w:t xml:space="preserve"> </w:t>
         </w:r>
@@ -27387,12 +27437,12 @@
           <m:t>1</m:t>
         </m:r>
       </m:oMath>
-      <w:ins w:id="387" w:author="PR Preview" w:date="2026-01-01T00:00:00Z">
+      <w:ins w:id="395" w:author="PR Preview" w:date="2026-01-01T00:00:00Z">
         <w:r>
           <w:t xml:space="preserve"> </w:t>
         </w:r>
       </w:ins>
-      <w:ins w:id="388" w:author="PR Preview" w:date="2026-01-01T00:00:00Z">
+      <w:ins w:id="396" w:author="PR Preview" w:date="2026-01-01T00:00:00Z">
         <w:r>
           <w:t xml:space="preserve">if there is none:</w:t>
         </w:r>
@@ -27550,7 +27600,7 @@
       <w:pPr>
         <w:pStyle w:val="FirstParagraph"/>
       </w:pPr>
-      <w:del w:id="389" w:author="PR Preview" w:date="2026-01-01T00:00:00Z">
+      <w:del w:id="397" w:author="PR Preview" w:date="2026-01-01T00:00:00Z">
         <w:r>
           <w:rPr>
             <w:i/>
@@ -27559,27 +27609,27 @@
           <w:delText xml:space="preserve">Remark 12</w:delText>
         </w:r>
       </w:del>
-      <w:del w:id="390" w:author="PR Preview" w:date="2026-01-01T00:00:00Z">
+      <w:del w:id="398" w:author="PR Preview" w:date="2026-01-01T00:00:00Z">
         <w:r>
           <w:delText xml:space="preserve"> (Applying any level to adjusted p-values). </w:delText>
         </w:r>
       </w:del>
-      <w:del w:id="391" w:author="PR Preview" w:date="2026-01-01T00:00:00Z">
+      <w:del w:id="399" w:author="PR Preview" w:date="2026-01-01T00:00:00Z">
         <w:r>
           <w:delText xml:space="preserve">If the rejection set only grows as the level grows, as it does for the procedures on this page,</w:delText>
         </w:r>
       </w:del>
-      <w:del w:id="392" w:author="PR Preview" w:date="2026-01-01T00:00:00Z">
+      <w:del w:id="400" w:author="PR Preview" w:date="2026-01-01T00:00:00Z">
         <w:r>
           <w:delText xml:space="preserve"> </w:delText>
         </w:r>
       </w:del>
-      <w:del w:id="393" w:author="PR Preview" w:date="2026-01-01T00:00:00Z">
+      <w:del w:id="401" w:author="PR Preview" w:date="2026-01-01T00:00:00Z">
         <w:r>
           <w:delText xml:space="preserve">the procedure at level</w:delText>
         </w:r>
       </w:del>
-      <w:del w:id="394" w:author="PR Preview" w:date="2026-01-01T00:00:00Z">
+      <w:del w:id="402" w:author="PR Preview" w:date="2026-01-01T00:00:00Z">
         <w:r>
           <w:delText xml:space="preserve"> </w:delText>
         </w:r>
@@ -27589,17 +27639,17 @@
           <m:t>c</m:t>
         </m:r>
       </m:oMath>
-      <w:del w:id="395" w:author="PR Preview" w:date="2026-01-01T00:00:00Z">
+      <w:del w:id="403" w:author="PR Preview" w:date="2026-01-01T00:00:00Z">
         <w:r>
           <w:delText xml:space="preserve"> </w:delText>
         </w:r>
       </w:del>
-      <w:del w:id="396" w:author="PR Preview" w:date="2026-01-01T00:00:00Z">
+      <w:del w:id="404" w:author="PR Preview" w:date="2026-01-01T00:00:00Z">
         <w:r>
           <w:delText xml:space="preserve">rejects exactly the hypotheses with</w:delText>
         </w:r>
       </w:del>
-      <w:del w:id="397" w:author="PR Preview" w:date="2026-01-01T00:00:00Z">
+      <w:del w:id="405" w:author="PR Preview" w:date="2026-01-01T00:00:00Z">
         <w:r>
           <w:delText xml:space="preserve"> </w:delText>
         </w:r>
@@ -27634,17 +27684,17 @@
           <m:t>c</m:t>
         </m:r>
       </m:oMath>
-      <w:del w:id="398" w:author="PR Preview" w:date="2026-01-01T00:00:00Z">
+      <w:del w:id="406" w:author="PR Preview" w:date="2026-01-01T00:00:00Z">
         <w:r>
           <w:delText xml:space="preserve">,</w:delText>
         </w:r>
       </w:del>
-      <w:del w:id="399" w:author="PR Preview" w:date="2026-01-01T00:00:00Z">
+      <w:del w:id="407" w:author="PR Preview" w:date="2026-01-01T00:00:00Z">
         <w:r>
           <w:delText xml:space="preserve"> </w:delText>
         </w:r>
       </w:del>
-      <w:del w:id="400" w:author="PR Preview" w:date="2026-01-01T00:00:00Z">
+      <w:del w:id="408" w:author="PR Preview" w:date="2026-01-01T00:00:00Z">
         <w:r>
           <w:delText xml:space="preserve">so a reader can apply any level to a list of adjusted p-values without redoing the procedure.</w:delText>
         </w:r>
@@ -27654,7 +27704,7 @@
       <w:pPr>
         <w:pStyle w:val="FirstParagraph"/>
       </w:pPr>
-      <w:ins w:id="401" w:author="PR Preview" w:date="2026-01-01T00:00:00Z">
+      <w:ins w:id="409" w:author="PR Preview" w:date="2026-01-01T00:00:00Z">
         <w:r>
           <w:rPr>
             <w:i/>
@@ -27663,27 +27713,27 @@
           <w:t xml:space="preserve">Remark 9</w:t>
         </w:r>
       </w:ins>
-      <w:ins w:id="402" w:author="PR Preview" w:date="2026-01-01T00:00:00Z">
+      <w:ins w:id="410" w:author="PR Preview" w:date="2026-01-01T00:00:00Z">
         <w:r>
           <w:t xml:space="preserve"> (Applying any level to adjusted p-values). </w:t>
         </w:r>
       </w:ins>
-      <w:ins w:id="403" w:author="PR Preview" w:date="2026-01-01T00:00:00Z">
+      <w:ins w:id="411" w:author="PR Preview" w:date="2026-01-01T00:00:00Z">
         <w:r>
           <w:t xml:space="preserve">If the rejection set only grows as the level grows, as it does for the procedures on this page,</w:t>
         </w:r>
       </w:ins>
-      <w:ins w:id="404" w:author="PR Preview" w:date="2026-01-01T00:00:00Z">
+      <w:ins w:id="412" w:author="PR Preview" w:date="2026-01-01T00:00:00Z">
         <w:r>
           <w:t xml:space="preserve"> </w:t>
         </w:r>
       </w:ins>
-      <w:ins w:id="405" w:author="PR Preview" w:date="2026-01-01T00:00:00Z">
+      <w:ins w:id="413" w:author="PR Preview" w:date="2026-01-01T00:00:00Z">
         <w:r>
           <w:t xml:space="preserve">the procedure at level</w:t>
         </w:r>
       </w:ins>
-      <w:ins w:id="406" w:author="PR Preview" w:date="2026-01-01T00:00:00Z">
+      <w:ins w:id="414" w:author="PR Preview" w:date="2026-01-01T00:00:00Z">
         <w:r>
           <w:t xml:space="preserve"> </w:t>
         </w:r>
@@ -27693,17 +27743,17 @@
           <m:t>c</m:t>
         </m:r>
       </m:oMath>
-      <w:ins w:id="407" w:author="PR Preview" w:date="2026-01-01T00:00:00Z">
+      <w:ins w:id="415" w:author="PR Preview" w:date="2026-01-01T00:00:00Z">
         <w:r>
           <w:t xml:space="preserve"> </w:t>
         </w:r>
       </w:ins>
-      <w:ins w:id="408" w:author="PR Preview" w:date="2026-01-01T00:00:00Z">
+      <w:ins w:id="416" w:author="PR Preview" w:date="2026-01-01T00:00:00Z">
         <w:r>
           <w:t xml:space="preserve">rejects exactly the hypotheses with</w:t>
         </w:r>
       </w:ins>
-      <w:ins w:id="409" w:author="PR Preview" w:date="2026-01-01T00:00:00Z">
+      <w:ins w:id="417" w:author="PR Preview" w:date="2026-01-01T00:00:00Z">
         <w:r>
           <w:t xml:space="preserve"> </w:t>
         </w:r>
@@ -27738,17 +27788,17 @@
           <m:t>c</m:t>
         </m:r>
       </m:oMath>
-      <w:ins w:id="410" w:author="PR Preview" w:date="2026-01-01T00:00:00Z">
+      <w:ins w:id="418" w:author="PR Preview" w:date="2026-01-01T00:00:00Z">
         <w:r>
           <w:t xml:space="preserve">,</w:t>
         </w:r>
       </w:ins>
-      <w:ins w:id="411" w:author="PR Preview" w:date="2026-01-01T00:00:00Z">
+      <w:ins w:id="419" w:author="PR Preview" w:date="2026-01-01T00:00:00Z">
         <w:r>
           <w:t xml:space="preserve"> </w:t>
         </w:r>
       </w:ins>
-      <w:ins w:id="412" w:author="PR Preview" w:date="2026-01-01T00:00:00Z">
+      <w:ins w:id="420" w:author="PR Preview" w:date="2026-01-01T00:00:00Z">
         <w:r>
           <w:t xml:space="preserve">so a reader can apply any level to a list of adjusted p-values without redoing the procedure.</w:t>
         </w:r>
@@ -29940,7 +29990,7 @@
       <w:pPr>
         <w:pStyle w:val="BodyText"/>
       </w:pPr>
-      <w:del w:id="413" w:author="PR Preview" w:date="2026-01-01T00:00:00Z">
+      <w:del w:id="421" w:author="PR Preview" w:date="2026-01-01T00:00:00Z">
         <w:r>
           <w:rPr>
             <w:i/>
@@ -29949,17 +29999,17 @@
           <w:delText xml:space="preserve">Remark 13</w:delText>
         </w:r>
       </w:del>
-      <w:del w:id="414" w:author="PR Preview" w:date="2026-01-01T00:00:00Z">
+      <w:del w:id="422" w:author="PR Preview" w:date="2026-01-01T00:00:00Z">
         <w:r>
           <w:delText xml:space="preserve"> (q-values). </w:delText>
         </w:r>
       </w:del>
-      <w:del w:id="415" w:author="PR Preview" w:date="2026-01-01T00:00:00Z">
+      <w:del w:id="423" w:author="PR Preview" w:date="2026-01-01T00:00:00Z">
         <w:r>
           <w:delText xml:space="preserve">The BH adjusted p-value of a hypothesis is the smallest FDR level</w:delText>
         </w:r>
       </w:del>
-      <w:del w:id="416" w:author="PR Preview" w:date="2026-01-01T00:00:00Z">
+      <w:del w:id="424" w:author="PR Preview" w:date="2026-01-01T00:00:00Z">
         <w:r>
           <w:delText xml:space="preserve"> </w:delText>
         </w:r>
@@ -29969,32 +30019,32 @@
           <m:t>q</m:t>
         </m:r>
       </m:oMath>
-      <w:del w:id="417" w:author="PR Preview" w:date="2026-01-01T00:00:00Z">
+      <w:del w:id="425" w:author="PR Preview" w:date="2026-01-01T00:00:00Z">
         <w:r>
           <w:delText xml:space="preserve"> </w:delText>
         </w:r>
       </w:del>
-      <w:del w:id="418" w:author="PR Preview" w:date="2026-01-01T00:00:00Z">
+      <w:del w:id="426" w:author="PR Preview" w:date="2026-01-01T00:00:00Z">
         <w:r>
           <w:delText xml:space="preserve">at which BH rejects it.</w:delText>
         </w:r>
       </w:del>
-      <w:del w:id="419" w:author="PR Preview" w:date="2026-01-01T00:00:00Z">
+      <w:del w:id="427" w:author="PR Preview" w:date="2026-01-01T00:00:00Z">
         <w:r>
           <w:delText xml:space="preserve"> </w:delText>
         </w:r>
       </w:del>
-      <w:del w:id="420" w:author="PR Preview" w:date="2026-01-01T00:00:00Z">
+      <w:del w:id="428" w:author="PR Preview" w:date="2026-01-01T00:00:00Z">
         <w:r>
           <w:delText xml:space="preserve">Some authors call this a</w:delText>
         </w:r>
       </w:del>
-      <w:del w:id="421" w:author="PR Preview" w:date="2026-01-01T00:00:00Z">
+      <w:del w:id="429" w:author="PR Preview" w:date="2026-01-01T00:00:00Z">
         <w:r>
           <w:delText xml:space="preserve"> </w:delText>
         </w:r>
       </w:del>
-      <w:del w:id="422" w:author="PR Preview" w:date="2026-01-01T00:00:00Z">
+      <w:del w:id="430" w:author="PR Preview" w:date="2026-01-01T00:00:00Z">
         <w:r>
           <w:rPr>
             <w:i/>
@@ -30003,42 +30053,42 @@
           <w:delText xml:space="preserve">q-value</w:delText>
         </w:r>
       </w:del>
-      <w:del w:id="423" w:author="PR Preview" w:date="2026-01-01T00:00:00Z">
+      <w:del w:id="431" w:author="PR Preview" w:date="2026-01-01T00:00:00Z">
         <w:r>
           <w:delText xml:space="preserve">.</w:delText>
         </w:r>
       </w:del>
-      <w:del w:id="424" w:author="PR Preview" w:date="2026-01-01T00:00:00Z">
+      <w:del w:id="432" w:author="PR Preview" w:date="2026-01-01T00:00:00Z">
         <w:r>
           <w:delText xml:space="preserve"> </w:delText>
         </w:r>
       </w:del>
-      <w:del w:id="425" w:author="PR Preview" w:date="2026-01-01T00:00:00Z">
+      <w:del w:id="433" w:author="PR Preview" w:date="2026-01-01T00:00:00Z">
         <w:r>
           <w:delText xml:space="preserve">Storey (2002)</w:delText>
         </w:r>
       </w:del>
-      <w:del w:id="426" w:author="PR Preview" w:date="2026-01-01T00:00:00Z">
+      <w:del w:id="434" w:author="PR Preview" w:date="2026-01-01T00:00:00Z">
         <w:r>
           <w:delText xml:space="preserve"> </w:delText>
         </w:r>
       </w:del>
-      <w:del w:id="427" w:author="PR Preview" w:date="2026-01-01T00:00:00Z">
+      <w:del w:id="435" w:author="PR Preview" w:date="2026-01-01T00:00:00Z">
         <w:r>
           <w:delText xml:space="preserve">defines the q-value with the same meaning,</w:delText>
         </w:r>
       </w:del>
-      <w:del w:id="428" w:author="PR Preview" w:date="2026-01-01T00:00:00Z">
+      <w:del w:id="436" w:author="PR Preview" w:date="2026-01-01T00:00:00Z">
         <w:r>
           <w:delText xml:space="preserve"> </w:delText>
         </w:r>
       </w:del>
-      <w:del w:id="429" w:author="PR Preview" w:date="2026-01-01T00:00:00Z">
+      <w:del w:id="437" w:author="PR Preview" w:date="2026-01-01T00:00:00Z">
         <w:r>
           <w:delText xml:space="preserve">but estimates the fraction</w:delText>
         </w:r>
       </w:del>
-      <w:del w:id="430" w:author="PR Preview" w:date="2026-01-01T00:00:00Z">
+      <w:del w:id="438" w:author="PR Preview" w:date="2026-01-01T00:00:00Z">
         <w:r>
           <w:delText xml:space="preserve"> </w:delText>
         </w:r>
@@ -30066,27 +30116,27 @@
           <m:t>m</m:t>
         </m:r>
       </m:oMath>
-      <w:del w:id="431" w:author="PR Preview" w:date="2026-01-01T00:00:00Z">
+      <w:del w:id="439" w:author="PR Preview" w:date="2026-01-01T00:00:00Z">
         <w:r>
           <w:delText xml:space="preserve"> </w:delText>
         </w:r>
       </w:del>
-      <w:del w:id="432" w:author="PR Preview" w:date="2026-01-01T00:00:00Z">
+      <w:del w:id="440" w:author="PR Preview" w:date="2026-01-01T00:00:00Z">
         <w:r>
           <w:delText xml:space="preserve">of true null hypotheses from the p-values</w:delText>
         </w:r>
       </w:del>
-      <w:del w:id="433" w:author="PR Preview" w:date="2026-01-01T00:00:00Z">
+      <w:del w:id="441" w:author="PR Preview" w:date="2026-01-01T00:00:00Z">
         <w:r>
           <w:delText xml:space="preserve"> </w:delText>
         </w:r>
       </w:del>
-      <w:del w:id="434" w:author="PR Preview" w:date="2026-01-01T00:00:00Z">
+      <w:del w:id="442" w:author="PR Preview" w:date="2026-01-01T00:00:00Z">
         <w:r>
           <w:delText xml:space="preserve">and multiplies by the estimate,</w:delText>
         </w:r>
       </w:del>
-      <w:del w:id="435" w:author="PR Preview" w:date="2026-01-01T00:00:00Z">
+      <w:del w:id="443" w:author="PR Preview" w:date="2026-01-01T00:00:00Z">
         <w:r>
           <w:delText xml:space="preserve"> </w:delText>
         </w:r>
@@ -30112,22 +30162,22 @@
           </m:sub>
         </m:sSub>
       </m:oMath>
-      <w:del w:id="436" w:author="PR Preview" w:date="2026-01-01T00:00:00Z">
+      <w:del w:id="444" w:author="PR Preview" w:date="2026-01-01T00:00:00Z">
         <w:r>
           <w:delText xml:space="preserve">, which is usually below 1.</w:delText>
         </w:r>
       </w:del>
-      <w:del w:id="437" w:author="PR Preview" w:date="2026-01-01T00:00:00Z">
+      <w:del w:id="445" w:author="PR Preview" w:date="2026-01-01T00:00:00Z">
         <w:r>
           <w:delText xml:space="preserve"> </w:delText>
         </w:r>
       </w:del>
-      <w:del w:id="438" w:author="PR Preview" w:date="2026-01-01T00:00:00Z">
+      <w:del w:id="446" w:author="PR Preview" w:date="2026-01-01T00:00:00Z">
         <w:r>
           <w:delText xml:space="preserve">BH is the case</w:delText>
         </w:r>
       </w:del>
-      <w:del w:id="439" w:author="PR Preview" w:date="2026-01-01T00:00:00Z">
+      <w:del w:id="447" w:author="PR Preview" w:date="2026-01-01T00:00:00Z">
         <w:r>
           <w:delText xml:space="preserve"> </w:delText>
         </w:r>
@@ -30162,7 +30212,7 @@
           <m:t>1</m:t>
         </m:r>
       </m:oMath>
-      <w:del w:id="440" w:author="PR Preview" w:date="2026-01-01T00:00:00Z">
+      <w:del w:id="448" w:author="PR Preview" w:date="2026-01-01T00:00:00Z">
         <w:r>
           <w:delText xml:space="preserve">, so Storey’s q-values are smaller, and reject more, when many null hypotheses are false.</w:delText>
         </w:r>
@@ -30172,7 +30222,7 @@
       <w:pPr>
         <w:pStyle w:val="BodyText"/>
       </w:pPr>
-      <w:ins w:id="441" w:author="PR Preview" w:date="2026-01-01T00:00:00Z">
+      <w:ins w:id="449" w:author="PR Preview" w:date="2026-01-01T00:00:00Z">
         <w:r>
           <w:rPr>
             <w:i/>
@@ -30181,17 +30231,17 @@
           <w:t xml:space="preserve">Remark 10</w:t>
         </w:r>
       </w:ins>
-      <w:ins w:id="442" w:author="PR Preview" w:date="2026-01-01T00:00:00Z">
+      <w:ins w:id="450" w:author="PR Preview" w:date="2026-01-01T00:00:00Z">
         <w:r>
           <w:t xml:space="preserve"> (q-values). </w:t>
         </w:r>
       </w:ins>
-      <w:ins w:id="443" w:author="PR Preview" w:date="2026-01-01T00:00:00Z">
+      <w:ins w:id="451" w:author="PR Preview" w:date="2026-01-01T00:00:00Z">
         <w:r>
           <w:t xml:space="preserve">The BH adjusted p-value of a hypothesis is the smallest FDR level</w:t>
         </w:r>
       </w:ins>
-      <w:ins w:id="444" w:author="PR Preview" w:date="2026-01-01T00:00:00Z">
+      <w:ins w:id="452" w:author="PR Preview" w:date="2026-01-01T00:00:00Z">
         <w:r>
           <w:t xml:space="preserve"> </w:t>
         </w:r>
@@ -30201,32 +30251,32 @@
           <m:t>q</m:t>
         </m:r>
       </m:oMath>
-      <w:ins w:id="445" w:author="PR Preview" w:date="2026-01-01T00:00:00Z">
+      <w:ins w:id="453" w:author="PR Preview" w:date="2026-01-01T00:00:00Z">
         <w:r>
           <w:t xml:space="preserve"> </w:t>
         </w:r>
       </w:ins>
-      <w:ins w:id="446" w:author="PR Preview" w:date="2026-01-01T00:00:00Z">
+      <w:ins w:id="454" w:author="PR Preview" w:date="2026-01-01T00:00:00Z">
         <w:r>
           <w:t xml:space="preserve">at which BH rejects it.</w:t>
         </w:r>
       </w:ins>
-      <w:ins w:id="447" w:author="PR Preview" w:date="2026-01-01T00:00:00Z">
+      <w:ins w:id="455" w:author="PR Preview" w:date="2026-01-01T00:00:00Z">
         <w:r>
           <w:t xml:space="preserve"> </w:t>
         </w:r>
       </w:ins>
-      <w:ins w:id="448" w:author="PR Preview" w:date="2026-01-01T00:00:00Z">
+      <w:ins w:id="456" w:author="PR Preview" w:date="2026-01-01T00:00:00Z">
         <w:r>
           <w:t xml:space="preserve">Some authors call this a</w:t>
         </w:r>
       </w:ins>
-      <w:ins w:id="449" w:author="PR Preview" w:date="2026-01-01T00:00:00Z">
+      <w:ins w:id="457" w:author="PR Preview" w:date="2026-01-01T00:00:00Z">
         <w:r>
           <w:t xml:space="preserve"> </w:t>
         </w:r>
       </w:ins>
-      <w:ins w:id="450" w:author="PR Preview" w:date="2026-01-01T00:00:00Z">
+      <w:ins w:id="458" w:author="PR Preview" w:date="2026-01-01T00:00:00Z">
         <w:r>
           <w:rPr>
             <w:i/>
@@ -30235,42 +30285,42 @@
           <w:t xml:space="preserve">q-value</w:t>
         </w:r>
       </w:ins>
-      <w:ins w:id="451" w:author="PR Preview" w:date="2026-01-01T00:00:00Z">
+      <w:ins w:id="459" w:author="PR Preview" w:date="2026-01-01T00:00:00Z">
         <w:r>
           <w:t xml:space="preserve">.</w:t>
         </w:r>
       </w:ins>
-      <w:ins w:id="452" w:author="PR Preview" w:date="2026-01-01T00:00:00Z">
+      <w:ins w:id="460" w:author="PR Preview" w:date="2026-01-01T00:00:00Z">
         <w:r>
           <w:t xml:space="preserve"> </w:t>
         </w:r>
       </w:ins>
-      <w:ins w:id="453" w:author="PR Preview" w:date="2026-01-01T00:00:00Z">
+      <w:ins w:id="461" w:author="PR Preview" w:date="2026-01-01T00:00:00Z">
         <w:r>
           <w:t xml:space="preserve">Storey (2002)</w:t>
         </w:r>
       </w:ins>
-      <w:ins w:id="454" w:author="PR Preview" w:date="2026-01-01T00:00:00Z">
+      <w:ins w:id="462" w:author="PR Preview" w:date="2026-01-01T00:00:00Z">
         <w:r>
           <w:t xml:space="preserve"> </w:t>
         </w:r>
       </w:ins>
-      <w:ins w:id="455" w:author="PR Preview" w:date="2026-01-01T00:00:00Z">
+      <w:ins w:id="463" w:author="PR Preview" w:date="2026-01-01T00:00:00Z">
         <w:r>
           <w:t xml:space="preserve">defines the q-value with the same meaning,</w:t>
         </w:r>
       </w:ins>
-      <w:ins w:id="456" w:author="PR Preview" w:date="2026-01-01T00:00:00Z">
+      <w:ins w:id="464" w:author="PR Preview" w:date="2026-01-01T00:00:00Z">
         <w:r>
           <w:t xml:space="preserve"> </w:t>
         </w:r>
       </w:ins>
-      <w:ins w:id="457" w:author="PR Preview" w:date="2026-01-01T00:00:00Z">
+      <w:ins w:id="465" w:author="PR Preview" w:date="2026-01-01T00:00:00Z">
         <w:r>
           <w:t xml:space="preserve">but estimates the fraction</w:t>
         </w:r>
       </w:ins>
-      <w:ins w:id="458" w:author="PR Preview" w:date="2026-01-01T00:00:00Z">
+      <w:ins w:id="466" w:author="PR Preview" w:date="2026-01-01T00:00:00Z">
         <w:r>
           <w:t xml:space="preserve"> </w:t>
         </w:r>
@@ -30298,27 +30348,27 @@
           <m:t>m</m:t>
         </m:r>
       </m:oMath>
-      <w:ins w:id="459" w:author="PR Preview" w:date="2026-01-01T00:00:00Z">
+      <w:ins w:id="467" w:author="PR Preview" w:date="2026-01-01T00:00:00Z">
         <w:r>
           <w:t xml:space="preserve"> </w:t>
         </w:r>
       </w:ins>
-      <w:ins w:id="460" w:author="PR Preview" w:date="2026-01-01T00:00:00Z">
+      <w:ins w:id="468" w:author="PR Preview" w:date="2026-01-01T00:00:00Z">
         <w:r>
           <w:t xml:space="preserve">of true null hypotheses from the p-values</w:t>
         </w:r>
       </w:ins>
-      <w:ins w:id="461" w:author="PR Preview" w:date="2026-01-01T00:00:00Z">
+      <w:ins w:id="469" w:author="PR Preview" w:date="2026-01-01T00:00:00Z">
         <w:r>
           <w:t xml:space="preserve"> </w:t>
         </w:r>
       </w:ins>
-      <w:ins w:id="462" w:author="PR Preview" w:date="2026-01-01T00:00:00Z">
+      <w:ins w:id="470" w:author="PR Preview" w:date="2026-01-01T00:00:00Z">
         <w:r>
           <w:t xml:space="preserve">and multiplies by the estimate,</w:t>
         </w:r>
       </w:ins>
-      <w:ins w:id="463" w:author="PR Preview" w:date="2026-01-01T00:00:00Z">
+      <w:ins w:id="471" w:author="PR Preview" w:date="2026-01-01T00:00:00Z">
         <w:r>
           <w:t xml:space="preserve"> </w:t>
         </w:r>
@@ -30344,22 +30394,22 @@
           </m:sub>
         </m:sSub>
       </m:oMath>
-      <w:ins w:id="464" w:author="PR Preview" w:date="2026-01-01T00:00:00Z">
+      <w:ins w:id="472" w:author="PR Preview" w:date="2026-01-01T00:00:00Z">
         <w:r>
           <w:t xml:space="preserve">, which is usually below 1.</w:t>
         </w:r>
       </w:ins>
-      <w:ins w:id="465" w:author="PR Preview" w:date="2026-01-01T00:00:00Z">
+      <w:ins w:id="473" w:author="PR Preview" w:date="2026-01-01T00:00:00Z">
         <w:r>
           <w:t xml:space="preserve"> </w:t>
         </w:r>
       </w:ins>
-      <w:ins w:id="466" w:author="PR Preview" w:date="2026-01-01T00:00:00Z">
+      <w:ins w:id="474" w:author="PR Preview" w:date="2026-01-01T00:00:00Z">
         <w:r>
           <w:t xml:space="preserve">BH is the case</w:t>
         </w:r>
       </w:ins>
-      <w:ins w:id="467" w:author="PR Preview" w:date="2026-01-01T00:00:00Z">
+      <w:ins w:id="475" w:author="PR Preview" w:date="2026-01-01T00:00:00Z">
         <w:r>
           <w:t xml:space="preserve"> </w:t>
         </w:r>
@@ -30394,7 +30444,7 @@
           <m:t>1</m:t>
         </m:r>
       </m:oMath>
-      <w:ins w:id="468" w:author="PR Preview" w:date="2026-01-01T00:00:00Z">
+      <w:ins w:id="476" w:author="PR Preview" w:date="2026-01-01T00:00:00Z">
         <w:r>
           <w:t xml:space="preserve">, so Storey’s q-values are smaller, and reject more, when many null hypotheses are false.</w:t>
         </w:r>
@@ -30956,7 +31006,7 @@
       <w:pPr>
         <w:pStyle w:val="BodyText"/>
       </w:pPr>
-      <w:del w:id="469" w:author="PR Preview" w:date="2026-01-01T00:00:00Z">
+      <w:del w:id="477" w:author="PR Preview" w:date="2026-01-01T00:00:00Z">
         <w:r>
           <w:rPr>
             <w:i/>
@@ -30965,54 +31015,14 @@
           <w:delText xml:space="preserve">Remark 14</w:delText>
         </w:r>
       </w:del>
-      <w:del w:id="470" w:author="PR Preview" w:date="2026-01-01T00:00:00Z">
+      <w:del w:id="478" w:author="PR Preview" w:date="2026-01-01T00:00:00Z">
         <w:r>
           <w:delText xml:space="preserve"> (Choosing an error rate). </w:delText>
-        </w:r>
-      </w:del>
-      <w:del w:id="471" w:author="PR Preview" w:date="2026-01-01T00:00:00Z">
-        <w:r>
-          <w:delText xml:space="preserve">Control the FWER when a single false positive is costly,</w:delText>
-        </w:r>
-      </w:del>
-      <w:del w:id="472" w:author="PR Preview" w:date="2026-01-01T00:00:00Z">
-        <w:r>
-          <w:delText xml:space="preserve"> </w:delText>
-        </w:r>
-      </w:del>
-      <w:del w:id="473" w:author="PR Preview" w:date="2026-01-01T00:00:00Z">
-        <w:r>
-          <w:delText xml:space="preserve">as in a confirmatory trial that tests a handful of outcomes.</w:delText>
-        </w:r>
-      </w:del>
-      <w:del w:id="474" w:author="PR Preview" w:date="2026-01-01T00:00:00Z">
-        <w:r>
-          <w:delText xml:space="preserve"> </w:delText>
-        </w:r>
-      </w:del>
-      <w:del w:id="475" w:author="PR Preview" w:date="2026-01-01T00:00:00Z">
-        <w:r>
-          <w:delText xml:space="preserve">Control the FDR when the rejections are leads to follow up,</w:delText>
-        </w:r>
-      </w:del>
-      <w:del w:id="476" w:author="PR Preview" w:date="2026-01-01T00:00:00Z">
-        <w:r>
-          <w:delText xml:space="preserve"> </w:delText>
-        </w:r>
-      </w:del>
-      <w:del w:id="477" w:author="PR Preview" w:date="2026-01-01T00:00:00Z">
-        <w:r>
-          <w:delText xml:space="preserve">as in a screen of thousands of genes,</w:delText>
-        </w:r>
-      </w:del>
-      <w:del w:id="478" w:author="PR Preview" w:date="2026-01-01T00:00:00Z">
-        <w:r>
-          <w:delText xml:space="preserve"> </w:delText>
         </w:r>
       </w:del>
       <w:del w:id="479" w:author="PR Preview" w:date="2026-01-01T00:00:00Z">
         <w:r>
-          <w:delText xml:space="preserve">where a small fraction of false leads is acceptable.</w:delText>
+          <w:delText xml:space="preserve">Control the FWER when a single false positive is costly,</w:delText>
         </w:r>
       </w:del>
       <w:del w:id="480" w:author="PR Preview" w:date="2026-01-01T00:00:00Z">
@@ -31021,6 +31031,46 @@
         </w:r>
       </w:del>
       <w:del w:id="481" w:author="PR Preview" w:date="2026-01-01T00:00:00Z">
+        <w:r>
+          <w:delText xml:space="preserve">as in a confirmatory trial that tests a handful of outcomes.</w:delText>
+        </w:r>
+      </w:del>
+      <w:del w:id="482" w:author="PR Preview" w:date="2026-01-01T00:00:00Z">
+        <w:r>
+          <w:delText xml:space="preserve"> </w:delText>
+        </w:r>
+      </w:del>
+      <w:del w:id="483" w:author="PR Preview" w:date="2026-01-01T00:00:00Z">
+        <w:r>
+          <w:delText xml:space="preserve">Control the FDR when the rejections are leads to follow up,</w:delText>
+        </w:r>
+      </w:del>
+      <w:del w:id="484" w:author="PR Preview" w:date="2026-01-01T00:00:00Z">
+        <w:r>
+          <w:delText xml:space="preserve"> </w:delText>
+        </w:r>
+      </w:del>
+      <w:del w:id="485" w:author="PR Preview" w:date="2026-01-01T00:00:00Z">
+        <w:r>
+          <w:delText xml:space="preserve">as in a screen of thousands of genes,</w:delText>
+        </w:r>
+      </w:del>
+      <w:del w:id="486" w:author="PR Preview" w:date="2026-01-01T00:00:00Z">
+        <w:r>
+          <w:delText xml:space="preserve"> </w:delText>
+        </w:r>
+      </w:del>
+      <w:del w:id="487" w:author="PR Preview" w:date="2026-01-01T00:00:00Z">
+        <w:r>
+          <w:delText xml:space="preserve">where a small fraction of false leads is acceptable.</w:delText>
+        </w:r>
+      </w:del>
+      <w:del w:id="488" w:author="PR Preview" w:date="2026-01-01T00:00:00Z">
+        <w:r>
+          <w:delText xml:space="preserve"> </w:delText>
+        </w:r>
+      </w:del>
+      <w:del w:id="489" w:author="PR Preview" w:date="2026-01-01T00:00:00Z">
         <w:r>
           <w:delText xml:space="preserve">The choice should be made before looking at the data.</w:delText>
         </w:r>
@@ -31030,7 +31080,7 @@
       <w:pPr>
         <w:pStyle w:val="BodyText"/>
       </w:pPr>
-      <w:ins w:id="482" w:author="PR Preview" w:date="2026-01-01T00:00:00Z">
+      <w:ins w:id="490" w:author="PR Preview" w:date="2026-01-01T00:00:00Z">
         <w:r>
           <w:rPr>
             <w:i/>
@@ -31039,54 +31089,14 @@
           <w:t xml:space="preserve">Remark 11</w:t>
         </w:r>
       </w:ins>
-      <w:ins w:id="483" w:author="PR Preview" w:date="2026-01-01T00:00:00Z">
+      <w:ins w:id="491" w:author="PR Preview" w:date="2026-01-01T00:00:00Z">
         <w:r>
           <w:t xml:space="preserve"> (Choosing an error rate). </w:t>
-        </w:r>
-      </w:ins>
-      <w:ins w:id="484" w:author="PR Preview" w:date="2026-01-01T00:00:00Z">
-        <w:r>
-          <w:t xml:space="preserve">Control the FWER when a single false positive is costly,</w:t>
-        </w:r>
-      </w:ins>
-      <w:ins w:id="485" w:author="PR Preview" w:date="2026-01-01T00:00:00Z">
-        <w:r>
-          <w:t xml:space="preserve"> </w:t>
-        </w:r>
-      </w:ins>
-      <w:ins w:id="486" w:author="PR Preview" w:date="2026-01-01T00:00:00Z">
-        <w:r>
-          <w:t xml:space="preserve">as in a confirmatory trial that tests a handful of outcomes.</w:t>
-        </w:r>
-      </w:ins>
-      <w:ins w:id="487" w:author="PR Preview" w:date="2026-01-01T00:00:00Z">
-        <w:r>
-          <w:t xml:space="preserve"> </w:t>
-        </w:r>
-      </w:ins>
-      <w:ins w:id="488" w:author="PR Preview" w:date="2026-01-01T00:00:00Z">
-        <w:r>
-          <w:t xml:space="preserve">Control the FDR when the rejections are leads to follow up,</w:t>
-        </w:r>
-      </w:ins>
-      <w:ins w:id="489" w:author="PR Preview" w:date="2026-01-01T00:00:00Z">
-        <w:r>
-          <w:t xml:space="preserve"> </w:t>
-        </w:r>
-      </w:ins>
-      <w:ins w:id="490" w:author="PR Preview" w:date="2026-01-01T00:00:00Z">
-        <w:r>
-          <w:t xml:space="preserve">as in a screen of thousands of genes,</w:t>
-        </w:r>
-      </w:ins>
-      <w:ins w:id="491" w:author="PR Preview" w:date="2026-01-01T00:00:00Z">
-        <w:r>
-          <w:t xml:space="preserve"> </w:t>
         </w:r>
       </w:ins>
       <w:ins w:id="492" w:author="PR Preview" w:date="2026-01-01T00:00:00Z">
         <w:r>
-          <w:t xml:space="preserve">where a small fraction of false leads is acceptable.</w:t>
+          <w:t xml:space="preserve">Control the FWER when a single false positive is costly,</w:t>
         </w:r>
       </w:ins>
       <w:ins w:id="493" w:author="PR Preview" w:date="2026-01-01T00:00:00Z">
@@ -31095,6 +31105,46 @@
         </w:r>
       </w:ins>
       <w:ins w:id="494" w:author="PR Preview" w:date="2026-01-01T00:00:00Z">
+        <w:r>
+          <w:t xml:space="preserve">as in a confirmatory trial that tests a handful of outcomes.</w:t>
+        </w:r>
+      </w:ins>
+      <w:ins w:id="495" w:author="PR Preview" w:date="2026-01-01T00:00:00Z">
+        <w:r>
+          <w:t xml:space="preserve"> </w:t>
+        </w:r>
+      </w:ins>
+      <w:ins w:id="496" w:author="PR Preview" w:date="2026-01-01T00:00:00Z">
+        <w:r>
+          <w:t xml:space="preserve">Control the FDR when the rejections are leads to follow up,</w:t>
+        </w:r>
+      </w:ins>
+      <w:ins w:id="497" w:author="PR Preview" w:date="2026-01-01T00:00:00Z">
+        <w:r>
+          <w:t xml:space="preserve"> </w:t>
+        </w:r>
+      </w:ins>
+      <w:ins w:id="498" w:author="PR Preview" w:date="2026-01-01T00:00:00Z">
+        <w:r>
+          <w:t xml:space="preserve">as in a screen of thousands of genes,</w:t>
+        </w:r>
+      </w:ins>
+      <w:ins w:id="499" w:author="PR Preview" w:date="2026-01-01T00:00:00Z">
+        <w:r>
+          <w:t xml:space="preserve"> </w:t>
+        </w:r>
+      </w:ins>
+      <w:ins w:id="500" w:author="PR Preview" w:date="2026-01-01T00:00:00Z">
+        <w:r>
+          <w:t xml:space="preserve">where a small fraction of false leads is acceptable.</w:t>
+        </w:r>
+      </w:ins>
+      <w:ins w:id="501" w:author="PR Preview" w:date="2026-01-01T00:00:00Z">
+        <w:r>
+          <w:t xml:space="preserve"> </w:t>
+        </w:r>
+      </w:ins>
+      <w:ins w:id="502" w:author="PR Preview" w:date="2026-01-01T00:00:00Z">
         <w:r>
           <w:t xml:space="preserve">The choice should be made before looking at the data.</w:t>
         </w:r>
